--- a/lessons/2-8/downloads/reveal/teacher/2.8-homework-packet-level-1.docx
+++ b/lessons/2-8/downloads/reveal/teacher/2.8-homework-packet-level-1.docx
@@ -78,14 +78,15 @@
           <w:caps/>
           <w:color w:val="003A70"/>
           <w:spacing w:val="12"/>
-          <w:sz w:val="21"/>
+          <w:sz w:val="22"/>
           <w:szCs w:val="21"/>
         </w:rPr>
-        <w:t xml:space="preserve">Lesson 2-8  ·  Homework Packet  ·  Level 1  ·  Sheet 1 of 2</w:t>
+        <w:t xml:space="preserve">Lesson 2-8  ·  Homework Packet  ·  Supported  ·  Session 1 · pages 1–2</w:t>
       </w:r>
     </w:p>
     <w:p>
       <w:pPr>
+        <w:pStyle w:val="Heading1"/>
         <w:keepNext/>
         <w:spacing w:before="0" w:after="10" w:line="240" w:lineRule="auto"/>
       </w:pPr>
@@ -111,7 +112,7 @@
         <w:rPr>
           <w:rFonts w:ascii="Avenir Next" w:hAnsi="Avenir Next" w:cs="Avenir Next" w:eastAsia="Avenir Next"/>
           <w:color w:val="5A5F66"/>
-          <w:sz w:val="17"/>
+          <w:sz w:val="22"/>
           <w:szCs w:val="17"/>
         </w:rPr>
         <w:t xml:space="preserve">Maryland Standard 6.SP.B.5c   ·   Learning target — I can find the mean of a data set by sharing the total equally among the values.</w:t>
@@ -158,6 +159,7 @@
           </w:tcPr>
           <w:p>
             <w:pPr>
+              <w:pStyle w:val="Heading2"/>
               <w:spacing w:before="0" w:after="40" w:line="264" w:lineRule="auto"/>
             </w:pPr>
             <w:r>
@@ -185,63 +187,63 @@
                 <w:rFonts w:ascii="Avenir Next" w:hAnsi="Avenir Next" w:cs="Avenir Next" w:eastAsia="Avenir Next"/>
                 <w:b/>
                 <w:color w:val="003A70"/>
+                <w:sz w:val="22"/>
+                <w:szCs w:val="18"/>
+              </w:rPr>
+              <w:t xml:space="preserve">•</w:t>
+            </w:r>
+            <w:r>
+              <w:rPr>
+                <w:rFonts w:ascii="Avenir Next" w:hAnsi="Avenir Next" w:cs="Avenir Next" w:eastAsia="Avenir Next"/>
+                <w:color w:val="1A1A1A"/>
                 <w:sz w:val="18"/>
                 <w:szCs w:val="18"/>
               </w:rPr>
-              <w:t xml:space="preserve">•</w:t>
-            </w:r>
-            <w:r>
-              <w:rPr>
-                <w:rFonts w:ascii="Avenir Next" w:hAnsi="Avenir Next" w:cs="Avenir Next" w:eastAsia="Avenir Next"/>
-                <w:color w:val="1A1A1A"/>
-                <w:sz w:val="18"/>
+              <w:tab/>
+            </w:r>
+            <w:r>
+              <w:rPr>
+                <w:rFonts w:ascii="Avenir Next" w:hAnsi="Avenir Next" w:cs="Avenir Next" w:eastAsia="Avenir Next"/>
+                <w:color w:val="1A1A1A"/>
+                <w:sz w:val="22"/>
                 <w:szCs w:val="18"/>
               </w:rPr>
-              <w:tab/>
-            </w:r>
-            <w:r>
-              <w:rPr>
-                <w:rFonts w:ascii="Avenir Next" w:hAnsi="Avenir Next" w:cs="Avenir Next" w:eastAsia="Avenir Next"/>
-                <w:color w:val="1A1A1A"/>
-                <w:sz w:val="18"/>
+              <w:t xml:space="preserve">The </w:t>
+            </w:r>
+            <w:r>
+              <w:rPr>
+                <w:rFonts w:ascii="Avenir Next" w:hAnsi="Avenir Next" w:cs="Avenir Next" w:eastAsia="Avenir Next"/>
+                <w:b/>
+                <w:color w:val="1A1A1A"/>
+                <w:sz w:val="22"/>
                 <w:szCs w:val="18"/>
               </w:rPr>
-              <w:t xml:space="preserve">The </w:t>
-            </w:r>
-            <w:r>
-              <w:rPr>
-                <w:rFonts w:ascii="Avenir Next" w:hAnsi="Avenir Next" w:cs="Avenir Next" w:eastAsia="Avenir Next"/>
-                <w:b/>
-                <w:color w:val="1A1A1A"/>
-                <w:sz w:val="18"/>
+              <w:t xml:space="preserve">mean</w:t>
+            </w:r>
+            <w:r>
+              <w:rPr>
+                <w:rFonts w:ascii="Avenir Next" w:hAnsi="Avenir Next" w:cs="Avenir Next" w:eastAsia="Avenir Next"/>
+                <w:color w:val="1A1A1A"/>
+                <w:sz w:val="22"/>
                 <w:szCs w:val="18"/>
               </w:rPr>
-              <w:t xml:space="preserve">mean</w:t>
-            </w:r>
-            <w:r>
-              <w:rPr>
-                <w:rFonts w:ascii="Avenir Next" w:hAnsi="Avenir Next" w:cs="Avenir Next" w:eastAsia="Avenir Next"/>
-                <w:color w:val="1A1A1A"/>
-                <w:sz w:val="18"/>
+              <w:t xml:space="preserve"> is a fair share: add all the values, then divide by </w:t>
+            </w:r>
+            <w:r>
+              <w:rPr>
+                <w:rFonts w:ascii="Avenir Next" w:hAnsi="Avenir Next" w:cs="Avenir Next" w:eastAsia="Avenir Next"/>
+                <w:b/>
+                <w:color w:val="1A1A1A"/>
+                <w:sz w:val="22"/>
                 <w:szCs w:val="18"/>
               </w:rPr>
-              <w:t xml:space="preserve"> is a fair share: add all the values, then divide by </w:t>
-            </w:r>
-            <w:r>
-              <w:rPr>
-                <w:rFonts w:ascii="Avenir Next" w:hAnsi="Avenir Next" w:cs="Avenir Next" w:eastAsia="Avenir Next"/>
-                <w:b/>
-                <w:color w:val="1A1A1A"/>
-                <w:sz w:val="18"/>
-                <w:szCs w:val="18"/>
-              </w:rPr>
               <w:t xml:space="preserve">how many</w:t>
             </w:r>
             <w:r>
               <w:rPr>
                 <w:rFonts w:ascii="Avenir Next" w:hAnsi="Avenir Next" w:cs="Avenir Next" w:eastAsia="Avenir Next"/>
                 <w:color w:val="1A1A1A"/>
-                <w:sz w:val="18"/>
+                <w:sz w:val="22"/>
                 <w:szCs w:val="18"/>
               </w:rPr>
               <w:t xml:space="preserve"> values there are.</w:t>
@@ -260,35 +262,35 @@
                 <w:rFonts w:ascii="Avenir Next" w:hAnsi="Avenir Next" w:cs="Avenir Next" w:eastAsia="Avenir Next"/>
                 <w:b/>
                 <w:color w:val="003A70"/>
+                <w:sz w:val="22"/>
+                <w:szCs w:val="18"/>
+              </w:rPr>
+              <w:t xml:space="preserve">•</w:t>
+            </w:r>
+            <w:r>
+              <w:rPr>
+                <w:rFonts w:ascii="Avenir Next" w:hAnsi="Avenir Next" w:cs="Avenir Next" w:eastAsia="Avenir Next"/>
+                <w:color w:val="1A1A1A"/>
                 <w:sz w:val="18"/>
                 <w:szCs w:val="18"/>
               </w:rPr>
-              <w:t xml:space="preserve">•</w:t>
-            </w:r>
-            <w:r>
-              <w:rPr>
-                <w:rFonts w:ascii="Avenir Next" w:hAnsi="Avenir Next" w:cs="Avenir Next" w:eastAsia="Avenir Next"/>
-                <w:color w:val="1A1A1A"/>
-                <w:sz w:val="18"/>
+              <w:tab/>
+            </w:r>
+            <w:r>
+              <w:rPr>
+                <w:rFonts w:ascii="Avenir Next" w:hAnsi="Avenir Next" w:cs="Avenir Next" w:eastAsia="Avenir Next"/>
+                <w:b/>
+                <w:color w:val="1A1A1A"/>
+                <w:sz w:val="22"/>
                 <w:szCs w:val="18"/>
               </w:rPr>
-              <w:tab/>
-            </w:r>
-            <w:r>
-              <w:rPr>
-                <w:rFonts w:ascii="Avenir Next" w:hAnsi="Avenir Next" w:cs="Avenir Next" w:eastAsia="Avenir Next"/>
-                <w:b/>
-                <w:color w:val="1A1A1A"/>
-                <w:sz w:val="18"/>
-                <w:szCs w:val="18"/>
-              </w:rPr>
               <w:t xml:space="preserve">Mean = sum ÷ number of values.</w:t>
             </w:r>
             <w:r>
               <w:rPr>
                 <w:rFonts w:ascii="Avenir Next" w:hAnsi="Avenir Next" w:cs="Avenir Next" w:eastAsia="Avenir Next"/>
                 <w:color w:val="1A1A1A"/>
-                <w:sz w:val="18"/>
+                <w:sz w:val="22"/>
                 <w:szCs w:val="18"/>
               </w:rPr>
               <w:t xml:space="preserve"> Count every value, including repeats and zeros.</w:t>
@@ -307,25 +309,25 @@
                 <w:rFonts w:ascii="Avenir Next" w:hAnsi="Avenir Next" w:cs="Avenir Next" w:eastAsia="Avenir Next"/>
                 <w:b/>
                 <w:color w:val="003A70"/>
+                <w:sz w:val="22"/>
+                <w:szCs w:val="18"/>
+              </w:rPr>
+              <w:t xml:space="preserve">•</w:t>
+            </w:r>
+            <w:r>
+              <w:rPr>
+                <w:rFonts w:ascii="Avenir Next" w:hAnsi="Avenir Next" w:cs="Avenir Next" w:eastAsia="Avenir Next"/>
+                <w:color w:val="1A1A1A"/>
                 <w:sz w:val="18"/>
                 <w:szCs w:val="18"/>
               </w:rPr>
-              <w:t xml:space="preserve">•</w:t>
-            </w:r>
-            <w:r>
-              <w:rPr>
-                <w:rFonts w:ascii="Avenir Next" w:hAnsi="Avenir Next" w:cs="Avenir Next" w:eastAsia="Avenir Next"/>
-                <w:color w:val="1A1A1A"/>
-                <w:sz w:val="18"/>
-                <w:szCs w:val="18"/>
-              </w:rPr>
               <w:tab/>
             </w:r>
             <w:r>
               <w:rPr>
                 <w:rFonts w:ascii="Avenir Next" w:hAnsi="Avenir Next" w:cs="Avenir Next" w:eastAsia="Avenir Next"/>
                 <w:color w:val="1A1A1A"/>
-                <w:sz w:val="18"/>
+                <w:sz w:val="22"/>
                 <w:szCs w:val="18"/>
               </w:rPr>
               <w:t xml:space="preserve">The mean is between the least and greatest values. It does not have to be in the data set.</w:t>
@@ -340,6 +342,7 @@
           </w:tcPr>
           <w:p>
             <w:pPr>
+              <w:pStyle w:val="Heading2"/>
               <w:spacing w:before="0" w:after="40" w:line="264" w:lineRule="auto"/>
             </w:pPr>
             <w:r>
@@ -362,7 +365,7 @@
               <w:rPr>
                 <w:rFonts w:ascii="Avenir Next" w:hAnsi="Avenir Next" w:cs="Avenir Next" w:eastAsia="Avenir Next"/>
                 <w:color w:val="1A1A1A"/>
-                <w:sz w:val="17"/>
+                <w:sz w:val="22"/>
                 <w:szCs w:val="17"/>
               </w:rPr>
               <w:t xml:space="preserve">Kiara read 12, 9, 15, 8, and 11 pages on five nights. Find the mean.</w:t>
@@ -381,25 +384,25 @@
                 <w:rFonts w:ascii="Avenir Next" w:hAnsi="Avenir Next" w:cs="Avenir Next" w:eastAsia="Avenir Next"/>
                 <w:b/>
                 <w:color w:val="003A70"/>
+                <w:sz w:val="22"/>
+                <w:szCs w:val="17"/>
+              </w:rPr>
+              <w:t xml:space="preserve">Step 1</w:t>
+            </w:r>
+            <w:r>
+              <w:rPr>
+                <w:rFonts w:ascii="Avenir Next" w:hAnsi="Avenir Next" w:cs="Avenir Next" w:eastAsia="Avenir Next"/>
+                <w:color w:val="1A1A1A"/>
                 <w:sz w:val="17"/>
                 <w:szCs w:val="17"/>
               </w:rPr>
-              <w:t xml:space="preserve">Step 1</w:t>
-            </w:r>
-            <w:r>
-              <w:rPr>
-                <w:rFonts w:ascii="Avenir Next" w:hAnsi="Avenir Next" w:cs="Avenir Next" w:eastAsia="Avenir Next"/>
-                <w:color w:val="1A1A1A"/>
-                <w:sz w:val="17"/>
-                <w:szCs w:val="17"/>
-              </w:rPr>
               <w:tab/>
             </w:r>
             <w:r>
               <w:rPr>
                 <w:rFonts w:ascii="Avenir Next" w:hAnsi="Avenir Next" w:cs="Avenir Next" w:eastAsia="Avenir Next"/>
                 <w:color w:val="1A1A1A"/>
-                <w:sz w:val="17"/>
+                <w:sz w:val="22"/>
                 <w:szCs w:val="17"/>
               </w:rPr>
               <w:t xml:space="preserve">Add: 12 + 9 + 15 + 8 + 11 = 55</w:t>
@@ -418,25 +421,25 @@
                 <w:rFonts w:ascii="Avenir Next" w:hAnsi="Avenir Next" w:cs="Avenir Next" w:eastAsia="Avenir Next"/>
                 <w:b/>
                 <w:color w:val="003A70"/>
+                <w:sz w:val="22"/>
+                <w:szCs w:val="17"/>
+              </w:rPr>
+              <w:t xml:space="preserve">Step 2</w:t>
+            </w:r>
+            <w:r>
+              <w:rPr>
+                <w:rFonts w:ascii="Avenir Next" w:hAnsi="Avenir Next" w:cs="Avenir Next" w:eastAsia="Avenir Next"/>
+                <w:color w:val="1A1A1A"/>
                 <w:sz w:val="17"/>
                 <w:szCs w:val="17"/>
               </w:rPr>
-              <w:t xml:space="preserve">Step 2</w:t>
-            </w:r>
-            <w:r>
-              <w:rPr>
-                <w:rFonts w:ascii="Avenir Next" w:hAnsi="Avenir Next" w:cs="Avenir Next" w:eastAsia="Avenir Next"/>
-                <w:color w:val="1A1A1A"/>
-                <w:sz w:val="17"/>
-                <w:szCs w:val="17"/>
-              </w:rPr>
               <w:tab/>
             </w:r>
             <w:r>
               <w:rPr>
                 <w:rFonts w:ascii="Avenir Next" w:hAnsi="Avenir Next" w:cs="Avenir Next" w:eastAsia="Avenir Next"/>
                 <w:color w:val="1A1A1A"/>
-                <w:sz w:val="17"/>
+                <w:sz w:val="22"/>
                 <w:szCs w:val="17"/>
               </w:rPr>
               <w:t xml:space="preserve">Count: there are 5 values.</w:t>
@@ -455,25 +458,25 @@
                 <w:rFonts w:ascii="Avenir Next" w:hAnsi="Avenir Next" w:cs="Avenir Next" w:eastAsia="Avenir Next"/>
                 <w:b/>
                 <w:color w:val="003A70"/>
+                <w:sz w:val="22"/>
+                <w:szCs w:val="17"/>
+              </w:rPr>
+              <w:t xml:space="preserve">Step 3</w:t>
+            </w:r>
+            <w:r>
+              <w:rPr>
+                <w:rFonts w:ascii="Avenir Next" w:hAnsi="Avenir Next" w:cs="Avenir Next" w:eastAsia="Avenir Next"/>
+                <w:color w:val="1A1A1A"/>
                 <w:sz w:val="17"/>
                 <w:szCs w:val="17"/>
               </w:rPr>
-              <w:t xml:space="preserve">Step 3</w:t>
-            </w:r>
-            <w:r>
-              <w:rPr>
-                <w:rFonts w:ascii="Avenir Next" w:hAnsi="Avenir Next" w:cs="Avenir Next" w:eastAsia="Avenir Next"/>
-                <w:color w:val="1A1A1A"/>
-                <w:sz w:val="17"/>
-                <w:szCs w:val="17"/>
-              </w:rPr>
               <w:tab/>
             </w:r>
             <w:r>
               <w:rPr>
                 <w:rFonts w:ascii="Avenir Next" w:hAnsi="Avenir Next" w:cs="Avenir Next" w:eastAsia="Avenir Next"/>
                 <w:color w:val="1A1A1A"/>
-                <w:sz w:val="17"/>
+                <w:sz w:val="22"/>
                 <w:szCs w:val="17"/>
               </w:rPr>
               <w:t xml:space="preserve">Divide: 55 ÷ 5 = 11. Check: 11 is between 8 and 15.</w:t>
@@ -492,18 +495,18 @@
                 <w:rFonts w:ascii="Avenir Next" w:hAnsi="Avenir Next" w:cs="Avenir Next" w:eastAsia="Avenir Next"/>
                 <w:b/>
                 <w:color w:val="1A1A1A"/>
+                <w:sz w:val="22"/>
+                <w:szCs w:val="17"/>
+              </w:rPr>
+              <w:t xml:space="preserve">Answer</w:t>
+            </w:r>
+            <w:r>
+              <w:rPr>
+                <w:rFonts w:ascii="Avenir Next" w:hAnsi="Avenir Next" w:cs="Avenir Next" w:eastAsia="Avenir Next"/>
+                <w:color w:val="1A1A1A"/>
                 <w:sz w:val="17"/>
                 <w:szCs w:val="17"/>
               </w:rPr>
-              <w:t xml:space="preserve">Answer</w:t>
-            </w:r>
-            <w:r>
-              <w:rPr>
-                <w:rFonts w:ascii="Avenir Next" w:hAnsi="Avenir Next" w:cs="Avenir Next" w:eastAsia="Avenir Next"/>
-                <w:color w:val="1A1A1A"/>
-                <w:sz w:val="17"/>
-                <w:szCs w:val="17"/>
-              </w:rPr>
               <w:tab/>
             </w:r>
             <w:r>
@@ -511,7 +514,7 @@
                 <w:rFonts w:ascii="Avenir Next" w:hAnsi="Avenir Next" w:cs="Avenir Next" w:eastAsia="Avenir Next"/>
                 <w:b/>
                 <w:color w:val="1A1A1A"/>
-                <w:sz w:val="17"/>
+                <w:sz w:val="22"/>
                 <w:szCs w:val="17"/>
               </w:rPr>
               <w:t xml:space="preserve">11 pages</w:t>
@@ -561,6 +564,7 @@
           </w:tcPr>
           <w:p>
             <w:pPr>
+              <w:pStyle w:val="Heading2"/>
               <w:spacing w:before="0" w:after="40" w:line="264" w:lineRule="auto"/>
             </w:pPr>
             <w:r>
@@ -584,7 +588,7 @@
                 <w:rFonts w:ascii="Avenir Next" w:hAnsi="Avenir Next" w:cs="Avenir Next" w:eastAsia="Avenir Next"/>
                 <w:b/>
                 <w:color w:val="1A1A1A"/>
-                <w:sz w:val="21"/>
+                <w:sz w:val="22"/>
                 <w:szCs w:val="21"/>
               </w:rPr>
               <w:t xml:space="preserve">mean</w:t>
@@ -593,7 +597,7 @@
               <w:rPr>
                 <w:rFonts w:ascii="Avenir Next" w:hAnsi="Avenir Next" w:cs="Avenir Next" w:eastAsia="Avenir Next"/>
                 <w:color w:val="5A5F66"/>
-                <w:sz w:val="21"/>
+                <w:sz w:val="22"/>
                 <w:szCs w:val="21"/>
               </w:rPr>
               <w:t xml:space="preserve"> — </w:t>
@@ -602,7 +606,7 @@
               <w:rPr>
                 <w:rFonts w:ascii="Avenir Next" w:hAnsi="Avenir Next" w:cs="Avenir Next" w:eastAsia="Avenir Next"/>
                 <w:color w:val="1A1A1A"/>
-                <w:sz w:val="21"/>
+                <w:sz w:val="22"/>
                 <w:szCs w:val="21"/>
               </w:rPr>
               <w:t xml:space="preserve">the fair share: add, then divide</w:t>
@@ -617,7 +621,7 @@
                 <w:rFonts w:ascii="Avenir Next" w:hAnsi="Avenir Next" w:cs="Avenir Next" w:eastAsia="Avenir Next"/>
                 <w:b/>
                 <w:color w:val="1A1A1A"/>
-                <w:sz w:val="21"/>
+                <w:sz w:val="22"/>
                 <w:szCs w:val="21"/>
               </w:rPr>
               <w:t xml:space="preserve">sum</w:t>
@@ -626,7 +630,7 @@
               <w:rPr>
                 <w:rFonts w:ascii="Avenir Next" w:hAnsi="Avenir Next" w:cs="Avenir Next" w:eastAsia="Avenir Next"/>
                 <w:color w:val="5A5F66"/>
-                <w:sz w:val="21"/>
+                <w:sz w:val="22"/>
                 <w:szCs w:val="21"/>
               </w:rPr>
               <w:t xml:space="preserve"> — </w:t>
@@ -635,7 +639,7 @@
               <w:rPr>
                 <w:rFonts w:ascii="Avenir Next" w:hAnsi="Avenir Next" w:cs="Avenir Next" w:eastAsia="Avenir Next"/>
                 <w:color w:val="1A1A1A"/>
-                <w:sz w:val="21"/>
+                <w:sz w:val="22"/>
                 <w:szCs w:val="21"/>
               </w:rPr>
               <w:t xml:space="preserve">the total when you add</w:t>
@@ -661,7 +665,7 @@
                 <w:rFonts w:ascii="Avenir Next" w:hAnsi="Avenir Next" w:cs="Avenir Next" w:eastAsia="Avenir Next"/>
                 <w:b/>
                 <w:color w:val="1A1A1A"/>
-                <w:sz w:val="21"/>
+                <w:sz w:val="22"/>
                 <w:szCs w:val="21"/>
               </w:rPr>
               <w:t xml:space="preserve">data set</w:t>
@@ -670,7 +674,7 @@
               <w:rPr>
                 <w:rFonts w:ascii="Avenir Next" w:hAnsi="Avenir Next" w:cs="Avenir Next" w:eastAsia="Avenir Next"/>
                 <w:color w:val="5A5F66"/>
-                <w:sz w:val="21"/>
+                <w:sz w:val="22"/>
                 <w:szCs w:val="21"/>
               </w:rPr>
               <w:t xml:space="preserve"> — </w:t>
@@ -679,7 +683,7 @@
               <w:rPr>
                 <w:rFonts w:ascii="Avenir Next" w:hAnsi="Avenir Next" w:cs="Avenir Next" w:eastAsia="Avenir Next"/>
                 <w:color w:val="1A1A1A"/>
-                <w:sz w:val="21"/>
+                <w:sz w:val="22"/>
                 <w:szCs w:val="21"/>
               </w:rPr>
               <w:t xml:space="preserve">all the numbers you collected</w:t>
@@ -690,6 +694,7 @@
     </w:tbl>
     <w:p>
       <w:pPr>
+        <w:pStyle w:val="Heading2"/>
         <w:keepNext/>
         <w:pBdr>
           <w:bottom w:val="single" w:sz="8" w:space="3" w:color="003A70"/>
@@ -705,7 +710,7 @@
           <w:b/>
           <w:color w:val="003A70"/>
           <w:spacing w:val="14"/>
-          <w:sz w:val="21"/>
+          <w:sz w:val="22"/>
           <w:szCs w:val="21"/>
         </w:rPr>
         <w:t xml:space="preserve">PRACTICE</w:t>
@@ -724,7 +729,7 @@
           <w:rFonts w:ascii="Avenir Next" w:hAnsi="Avenir Next" w:cs="Avenir Next" w:eastAsia="Avenir Next"/>
           <w:i/>
           <w:color w:val="5A5F66"/>
-          <w:sz w:val="17"/>
+          <w:sz w:val="22"/>
           <w:szCs w:val="17"/>
         </w:rPr>
         <w:t xml:space="preserve">show your work · label units</w:t>
@@ -1575,7 +1580,7 @@
                     <w:drawing>
                       <wp:inline distT="0" distB="0" distL="0" distR="0">
                         <wp:extent cx="2743200" cy="1188720"/>
-                        <wp:docPr id="1" name="Figure 1"/>
+                        <wp:docPr id="1" name="Figure 1" descr="Dot plot. Horizontal axis: Goals Scored, 0 to 8, ticks every 1. Dots by value: 0: 1; 1: 2; 2: 3; 3: 2; 4: 1; 7: 1"/>
                         <a:graphic xmlns:a="http://schemas.openxmlformats.org/drawingml/2006/main">
                           <a:graphicData uri="http://schemas.openxmlformats.org/drawingml/2006/picture">
                             <pic:pic xmlns:pic="http://schemas.openxmlformats.org/drawingml/2006/picture">
@@ -1835,25 +1840,25 @@
                 <w:rFonts w:ascii="Avenir Next" w:hAnsi="Avenir Next" w:cs="Avenir Next" w:eastAsia="Avenir Next"/>
                 <w:b/>
                 <w:color w:val="1A1A1A"/>
+                <w:sz w:val="22"/>
+                <w:szCs w:val="18"/>
+              </w:rPr>
+              <w:t xml:space="preserve">Answer</w:t>
+            </w:r>
+            <w:r>
+              <w:rPr>
+                <w:rFonts w:ascii="Avenir Next" w:hAnsi="Avenir Next" w:cs="Avenir Next" w:eastAsia="Avenir Next"/>
+                <w:color w:val="1A1A1A"/>
                 <w:sz w:val="18"/>
                 <w:szCs w:val="18"/>
               </w:rPr>
-              <w:t xml:space="preserve">Answer</w:t>
-            </w:r>
-            <w:r>
-              <w:rPr>
-                <w:rFonts w:ascii="Avenir Next" w:hAnsi="Avenir Next" w:cs="Avenir Next" w:eastAsia="Avenir Next"/>
-                <w:color w:val="1A1A1A"/>
-                <w:sz w:val="18"/>
-                <w:szCs w:val="18"/>
-              </w:rPr>
               <w:tab/>
             </w:r>
             <w:r>
               <w:rPr>
                 <w:rFonts w:ascii="Avenir Next" w:hAnsi="Avenir Next" w:cs="Avenir Next" w:eastAsia="Avenir Next"/>
                 <w:color w:val="1A1A1A"/>
-                <w:sz w:val="18"/>
+                <w:sz w:val="22"/>
                 <w:szCs w:val="18"/>
               </w:rPr>
               <w:t xml:space="preserve">  in</w:t>
@@ -2016,7 +2021,7 @@
                     <w:rPr>
                       <w:rFonts w:ascii="Avenir Next" w:hAnsi="Avenir Next" w:cs="Avenir Next" w:eastAsia="Avenir Next"/>
                       <w:color w:val="1A1A1A"/>
-                      <w:sz w:val="21"/>
+                      <w:sz w:val="22"/>
                       <w:szCs w:val="21"/>
                     </w:rPr>
                     <w:t xml:space="preserve">It goes up.</w:t>
@@ -2055,7 +2060,7 @@
                     <w:rPr>
                       <w:rFonts w:ascii="Avenir Next" w:hAnsi="Avenir Next" w:cs="Avenir Next" w:eastAsia="Avenir Next"/>
                       <w:color w:val="1A1A1A"/>
-                      <w:sz w:val="21"/>
+                      <w:sz w:val="22"/>
                       <w:szCs w:val="21"/>
                     </w:rPr>
                     <w:t xml:space="preserve">It goes down.</w:t>
@@ -2094,7 +2099,7 @@
                     <w:rPr>
                       <w:rFonts w:ascii="Avenir Next" w:hAnsi="Avenir Next" w:cs="Avenir Next" w:eastAsia="Avenir Next"/>
                       <w:color w:val="1A1A1A"/>
-                      <w:sz w:val="21"/>
+                      <w:sz w:val="22"/>
                       <w:szCs w:val="21"/>
                     </w:rPr>
                     <w:t xml:space="preserve">It stays the same.</w:t>
@@ -2116,7 +2121,7 @@
                 <w:rFonts w:ascii="Avenir Next" w:hAnsi="Avenir Next" w:cs="Avenir Next" w:eastAsia="Avenir Next"/>
                 <w:b/>
                 <w:color w:val="1A1A1A"/>
-                <w:sz w:val="18"/>
+                <w:sz w:val="22"/>
                 <w:szCs w:val="18"/>
               </w:rPr>
               <w:t xml:space="preserve">New mean</w:t>
@@ -2236,7 +2241,7 @@
                 <w:rFonts w:ascii="Avenir Next" w:hAnsi="Avenir Next" w:cs="Avenir Next" w:eastAsia="Avenir Next"/>
                 <w:b/>
                 <w:color w:val="003A70"/>
-                <w:sz w:val="17"/>
+                <w:sz w:val="22"/>
                 <w:szCs w:val="17"/>
               </w:rPr>
               <w:t xml:space="preserve">Frame  </w:t>
@@ -2246,7 +2251,7 @@
                 <w:rFonts w:ascii="Avenir Next" w:hAnsi="Avenir Next" w:cs="Avenir Next" w:eastAsia="Avenir Next"/>
                 <w:i/>
                 <w:color w:val="1A1A1A"/>
-                <w:sz w:val="18"/>
+                <w:sz w:val="22"/>
                 <w:szCs w:val="18"/>
               </w:rPr>
               <w:t xml:space="preserve">Darnell is wrong because zero </w:t>
@@ -2266,7 +2271,7 @@
                 <w:rFonts w:ascii="Avenir Next" w:hAnsi="Avenir Next" w:cs="Avenir Next" w:eastAsia="Avenir Next"/>
                 <w:i/>
                 <w:color w:val="1A1A1A"/>
-                <w:sz w:val="18"/>
+                <w:sz w:val="22"/>
                 <w:szCs w:val="18"/>
               </w:rPr>
               <w:t xml:space="preserve">. The mean is </w:t>
@@ -2286,7 +2291,7 @@
                 <w:rFonts w:ascii="Avenir Next" w:hAnsi="Avenir Next" w:cs="Avenir Next" w:eastAsia="Avenir Next"/>
                 <w:i/>
                 <w:color w:val="1A1A1A"/>
-                <w:sz w:val="18"/>
+                <w:sz w:val="22"/>
                 <w:szCs w:val="18"/>
               </w:rPr>
               <w:t xml:space="preserve">.</w:t>
@@ -2415,6 +2420,7 @@
           </w:tcPr>
           <w:p>
             <w:pPr>
+              <w:pStyle w:val="Heading2"/>
               <w:spacing w:before="0" w:after="0" w:line="240" w:lineRule="auto"/>
             </w:pPr>
             <w:r>
@@ -2452,7 +2458,7 @@
               <w:rPr>
                 <w:rFonts w:ascii="Avenir Next" w:hAnsi="Avenir Next" w:cs="Avenir Next" w:eastAsia="Avenir Next"/>
                 <w:color w:val="1A1A1A"/>
-                <w:sz w:val="17"/>
+                <w:sz w:val="22"/>
                 <w:szCs w:val="17"/>
               </w:rPr>
               <w:t xml:space="preserve">  I can do this on my own</w:t>
@@ -2481,7 +2487,7 @@
               <w:rPr>
                 <w:rFonts w:ascii="Avenir Next" w:hAnsi="Avenir Next" w:cs="Avenir Next" w:eastAsia="Avenir Next"/>
                 <w:color w:val="1A1A1A"/>
-                <w:sz w:val="17"/>
+                <w:sz w:val="22"/>
                 <w:szCs w:val="17"/>
               </w:rPr>
               <w:t xml:space="preserve">  I need a little help</w:t>
@@ -2510,7 +2516,7 @@
               <w:rPr>
                 <w:rFonts w:ascii="Avenir Next" w:hAnsi="Avenir Next" w:cs="Avenir Next" w:eastAsia="Avenir Next"/>
                 <w:color w:val="1A1A1A"/>
-                <w:sz w:val="17"/>
+                <w:sz w:val="22"/>
                 <w:szCs w:val="17"/>
               </w:rPr>
               <w:t xml:space="preserve">  I have a question about #</w:t>
@@ -2548,7 +2554,7 @@
         <w:rPr>
           <w:rFonts w:ascii="Avenir Next" w:hAnsi="Avenir Next" w:cs="Avenir Next" w:eastAsia="Avenir Next"/>
           <w:color w:val="5A5F66"/>
-          <w:sz w:val="17"/>
+          <w:sz w:val="22"/>
           <w:szCs w:val="17"/>
         </w:rPr>
         <w:t xml:space="preserve">Ask 4 people at home how many glasses of water they drink in a day. Find the mean.</w:t>
@@ -2631,14 +2637,15 @@
           <w:caps/>
           <w:color w:val="003A70"/>
           <w:spacing w:val="12"/>
-          <w:sz w:val="21"/>
+          <w:sz w:val="22"/>
           <w:szCs w:val="21"/>
         </w:rPr>
-        <w:t xml:space="preserve">Lesson 2-8  ·  Homework Packet  ·  Level 1  ·  Sheet 2 of 2</w:t>
+        <w:t xml:space="preserve">Lesson 2-8  ·  Homework Packet  ·  Supported  ·  Session 2 · pages 3–4</w:t>
       </w:r>
     </w:p>
     <w:p>
       <w:pPr>
+        <w:pStyle w:val="Heading1"/>
         <w:keepNext/>
         <w:spacing w:before="0" w:after="10" w:line="240" w:lineRule="auto"/>
       </w:pPr>
@@ -2664,7 +2671,7 @@
         <w:rPr>
           <w:rFonts w:ascii="Avenir Next" w:hAnsi="Avenir Next" w:cs="Avenir Next" w:eastAsia="Avenir Next"/>
           <w:color w:val="5A5F66"/>
-          <w:sz w:val="17"/>
+          <w:sz w:val="22"/>
           <w:szCs w:val="17"/>
         </w:rPr>
         <w:t xml:space="preserve">Maryland Standard 6.SP.B.5c   ·   Learning target — I can find the value a data set still needs in order to reach a target mean.</w:t>
@@ -2711,6 +2718,7 @@
           </w:tcPr>
           <w:p>
             <w:pPr>
+              <w:pStyle w:val="Heading2"/>
               <w:spacing w:before="0" w:after="40" w:line="264" w:lineRule="auto"/>
             </w:pPr>
             <w:r>
@@ -2738,35 +2746,35 @@
                 <w:rFonts w:ascii="Avenir Next" w:hAnsi="Avenir Next" w:cs="Avenir Next" w:eastAsia="Avenir Next"/>
                 <w:b/>
                 <w:color w:val="003A70"/>
+                <w:sz w:val="22"/>
+                <w:szCs w:val="18"/>
+              </w:rPr>
+              <w:t xml:space="preserve">•</w:t>
+            </w:r>
+            <w:r>
+              <w:rPr>
+                <w:rFonts w:ascii="Avenir Next" w:hAnsi="Avenir Next" w:cs="Avenir Next" w:eastAsia="Avenir Next"/>
+                <w:color w:val="1A1A1A"/>
                 <w:sz w:val="18"/>
                 <w:szCs w:val="18"/>
               </w:rPr>
-              <w:t xml:space="preserve">•</w:t>
-            </w:r>
-            <w:r>
-              <w:rPr>
-                <w:rFonts w:ascii="Avenir Next" w:hAnsi="Avenir Next" w:cs="Avenir Next" w:eastAsia="Avenir Next"/>
-                <w:color w:val="1A1A1A"/>
-                <w:sz w:val="18"/>
+              <w:tab/>
+            </w:r>
+            <w:r>
+              <w:rPr>
+                <w:rFonts w:ascii="Avenir Next" w:hAnsi="Avenir Next" w:cs="Avenir Next" w:eastAsia="Avenir Next"/>
+                <w:b/>
+                <w:color w:val="1A1A1A"/>
+                <w:sz w:val="22"/>
                 <w:szCs w:val="18"/>
               </w:rPr>
-              <w:tab/>
-            </w:r>
-            <w:r>
-              <w:rPr>
-                <w:rFonts w:ascii="Avenir Next" w:hAnsi="Avenir Next" w:cs="Avenir Next" w:eastAsia="Avenir Next"/>
-                <w:b/>
-                <w:color w:val="1A1A1A"/>
-                <w:sz w:val="18"/>
-                <w:szCs w:val="18"/>
-              </w:rPr>
               <w:t xml:space="preserve">Target total = target mean × number of values</w:t>
             </w:r>
             <w:r>
               <w:rPr>
                 <w:rFonts w:ascii="Avenir Next" w:hAnsi="Avenir Next" w:cs="Avenir Next" w:eastAsia="Avenir Next"/>
                 <w:color w:val="1A1A1A"/>
-                <w:sz w:val="18"/>
+                <w:sz w:val="22"/>
                 <w:szCs w:val="18"/>
               </w:rPr>
               <w:t xml:space="preserve"> (count the missing value too).</w:t>
@@ -2785,35 +2793,35 @@
                 <w:rFonts w:ascii="Avenir Next" w:hAnsi="Avenir Next" w:cs="Avenir Next" w:eastAsia="Avenir Next"/>
                 <w:b/>
                 <w:color w:val="003A70"/>
+                <w:sz w:val="22"/>
+                <w:szCs w:val="18"/>
+              </w:rPr>
+              <w:t xml:space="preserve">•</w:t>
+            </w:r>
+            <w:r>
+              <w:rPr>
+                <w:rFonts w:ascii="Avenir Next" w:hAnsi="Avenir Next" w:cs="Avenir Next" w:eastAsia="Avenir Next"/>
+                <w:color w:val="1A1A1A"/>
                 <w:sz w:val="18"/>
                 <w:szCs w:val="18"/>
               </w:rPr>
-              <w:t xml:space="preserve">•</w:t>
-            </w:r>
-            <w:r>
-              <w:rPr>
-                <w:rFonts w:ascii="Avenir Next" w:hAnsi="Avenir Next" w:cs="Avenir Next" w:eastAsia="Avenir Next"/>
-                <w:color w:val="1A1A1A"/>
-                <w:sz w:val="18"/>
+              <w:tab/>
+            </w:r>
+            <w:r>
+              <w:rPr>
+                <w:rFonts w:ascii="Avenir Next" w:hAnsi="Avenir Next" w:cs="Avenir Next" w:eastAsia="Avenir Next"/>
+                <w:b/>
+                <w:color w:val="1A1A1A"/>
+                <w:sz w:val="22"/>
                 <w:szCs w:val="18"/>
               </w:rPr>
-              <w:tab/>
-            </w:r>
-            <w:r>
-              <w:rPr>
-                <w:rFonts w:ascii="Avenir Next" w:hAnsi="Avenir Next" w:cs="Avenir Next" w:eastAsia="Avenir Next"/>
-                <w:b/>
-                <w:color w:val="1A1A1A"/>
-                <w:sz w:val="18"/>
-                <w:szCs w:val="18"/>
-              </w:rPr>
               <w:t xml:space="preserve">Missing value = target total − sum so far.</w:t>
             </w:r>
             <w:r>
               <w:rPr>
                 <w:rFonts w:ascii="Avenir Next" w:hAnsi="Avenir Next" w:cs="Avenir Next" w:eastAsia="Avenir Next"/>
                 <w:color w:val="1A1A1A"/>
-                <w:sz w:val="18"/>
+                <w:sz w:val="22"/>
                 <w:szCs w:val="18"/>
               </w:rPr>
               <w:t xml:space="preserve"> Check: the new total ÷ count should equal the target mean.</w:t>
@@ -2828,6 +2836,7 @@
           </w:tcPr>
           <w:p>
             <w:pPr>
+              <w:pStyle w:val="Heading2"/>
               <w:spacing w:before="0" w:after="40" w:line="264" w:lineRule="auto"/>
             </w:pPr>
             <w:r>
@@ -2850,7 +2859,7 @@
               <w:rPr>
                 <w:rFonts w:ascii="Avenir Next" w:hAnsi="Avenir Next" w:cs="Avenir Next" w:eastAsia="Avenir Next"/>
                 <w:color w:val="1A1A1A"/>
-                <w:sz w:val="17"/>
+                <w:sz w:val="22"/>
                 <w:szCs w:val="17"/>
               </w:rPr>
               <w:t xml:space="preserve">Jamal’s quiz scores are 78, 85, and 90. What score on quiz 4 gives a mean of 85?</w:t>
@@ -2869,25 +2878,25 @@
                 <w:rFonts w:ascii="Avenir Next" w:hAnsi="Avenir Next" w:cs="Avenir Next" w:eastAsia="Avenir Next"/>
                 <w:b/>
                 <w:color w:val="003A70"/>
+                <w:sz w:val="22"/>
+                <w:szCs w:val="17"/>
+              </w:rPr>
+              <w:t xml:space="preserve">Step 1</w:t>
+            </w:r>
+            <w:r>
+              <w:rPr>
+                <w:rFonts w:ascii="Avenir Next" w:hAnsi="Avenir Next" w:cs="Avenir Next" w:eastAsia="Avenir Next"/>
+                <w:color w:val="1A1A1A"/>
                 <w:sz w:val="17"/>
                 <w:szCs w:val="17"/>
               </w:rPr>
-              <w:t xml:space="preserve">Step 1</w:t>
-            </w:r>
-            <w:r>
-              <w:rPr>
-                <w:rFonts w:ascii="Avenir Next" w:hAnsi="Avenir Next" w:cs="Avenir Next" w:eastAsia="Avenir Next"/>
-                <w:color w:val="1A1A1A"/>
-                <w:sz w:val="17"/>
-                <w:szCs w:val="17"/>
-              </w:rPr>
               <w:tab/>
             </w:r>
             <w:r>
               <w:rPr>
                 <w:rFonts w:ascii="Avenir Next" w:hAnsi="Avenir Next" w:cs="Avenir Next" w:eastAsia="Avenir Next"/>
                 <w:color w:val="1A1A1A"/>
-                <w:sz w:val="17"/>
+                <w:sz w:val="22"/>
                 <w:szCs w:val="17"/>
               </w:rPr>
               <w:t xml:space="preserve">Target total: 85 × 4 = 340</w:t>
@@ -2906,25 +2915,25 @@
                 <w:rFonts w:ascii="Avenir Next" w:hAnsi="Avenir Next" w:cs="Avenir Next" w:eastAsia="Avenir Next"/>
                 <w:b/>
                 <w:color w:val="003A70"/>
+                <w:sz w:val="22"/>
+                <w:szCs w:val="17"/>
+              </w:rPr>
+              <w:t xml:space="preserve">Step 2</w:t>
+            </w:r>
+            <w:r>
+              <w:rPr>
+                <w:rFonts w:ascii="Avenir Next" w:hAnsi="Avenir Next" w:cs="Avenir Next" w:eastAsia="Avenir Next"/>
+                <w:color w:val="1A1A1A"/>
                 <w:sz w:val="17"/>
                 <w:szCs w:val="17"/>
               </w:rPr>
-              <w:t xml:space="preserve">Step 2</w:t>
-            </w:r>
-            <w:r>
-              <w:rPr>
-                <w:rFonts w:ascii="Avenir Next" w:hAnsi="Avenir Next" w:cs="Avenir Next" w:eastAsia="Avenir Next"/>
-                <w:color w:val="1A1A1A"/>
-                <w:sz w:val="17"/>
-                <w:szCs w:val="17"/>
-              </w:rPr>
               <w:tab/>
             </w:r>
             <w:r>
               <w:rPr>
                 <w:rFonts w:ascii="Avenir Next" w:hAnsi="Avenir Next" w:cs="Avenir Next" w:eastAsia="Avenir Next"/>
                 <w:color w:val="1A1A1A"/>
-                <w:sz w:val="17"/>
+                <w:sz w:val="22"/>
                 <w:szCs w:val="17"/>
               </w:rPr>
               <w:t xml:space="preserve">Sum so far: 78 + 85 + 90 = 253</w:t>
@@ -2943,25 +2952,25 @@
                 <w:rFonts w:ascii="Avenir Next" w:hAnsi="Avenir Next" w:cs="Avenir Next" w:eastAsia="Avenir Next"/>
                 <w:b/>
                 <w:color w:val="003A70"/>
+                <w:sz w:val="22"/>
+                <w:szCs w:val="17"/>
+              </w:rPr>
+              <w:t xml:space="preserve">Step 3</w:t>
+            </w:r>
+            <w:r>
+              <w:rPr>
+                <w:rFonts w:ascii="Avenir Next" w:hAnsi="Avenir Next" w:cs="Avenir Next" w:eastAsia="Avenir Next"/>
+                <w:color w:val="1A1A1A"/>
                 <w:sz w:val="17"/>
                 <w:szCs w:val="17"/>
               </w:rPr>
-              <w:t xml:space="preserve">Step 3</w:t>
-            </w:r>
-            <w:r>
-              <w:rPr>
-                <w:rFonts w:ascii="Avenir Next" w:hAnsi="Avenir Next" w:cs="Avenir Next" w:eastAsia="Avenir Next"/>
-                <w:color w:val="1A1A1A"/>
-                <w:sz w:val="17"/>
-                <w:szCs w:val="17"/>
-              </w:rPr>
               <w:tab/>
             </w:r>
             <w:r>
               <w:rPr>
                 <w:rFonts w:ascii="Avenir Next" w:hAnsi="Avenir Next" w:cs="Avenir Next" w:eastAsia="Avenir Next"/>
                 <w:color w:val="1A1A1A"/>
-                <w:sz w:val="17"/>
+                <w:sz w:val="22"/>
                 <w:szCs w:val="17"/>
               </w:rPr>
               <w:t xml:space="preserve">Missing: 340 − 253 = 87. Check: 340 ÷ 4 = 85</w:t>
@@ -2980,18 +2989,18 @@
                 <w:rFonts w:ascii="Avenir Next" w:hAnsi="Avenir Next" w:cs="Avenir Next" w:eastAsia="Avenir Next"/>
                 <w:b/>
                 <w:color w:val="1A1A1A"/>
+                <w:sz w:val="22"/>
+                <w:szCs w:val="17"/>
+              </w:rPr>
+              <w:t xml:space="preserve">Answer</w:t>
+            </w:r>
+            <w:r>
+              <w:rPr>
+                <w:rFonts w:ascii="Avenir Next" w:hAnsi="Avenir Next" w:cs="Avenir Next" w:eastAsia="Avenir Next"/>
+                <w:color w:val="1A1A1A"/>
                 <w:sz w:val="17"/>
                 <w:szCs w:val="17"/>
               </w:rPr>
-              <w:t xml:space="preserve">Answer</w:t>
-            </w:r>
-            <w:r>
-              <w:rPr>
-                <w:rFonts w:ascii="Avenir Next" w:hAnsi="Avenir Next" w:cs="Avenir Next" w:eastAsia="Avenir Next"/>
-                <w:color w:val="1A1A1A"/>
-                <w:sz w:val="17"/>
-                <w:szCs w:val="17"/>
-              </w:rPr>
               <w:tab/>
             </w:r>
             <w:r>
@@ -2999,7 +3008,7 @@
                 <w:rFonts w:ascii="Avenir Next" w:hAnsi="Avenir Next" w:cs="Avenir Next" w:eastAsia="Avenir Next"/>
                 <w:b/>
                 <w:color w:val="1A1A1A"/>
-                <w:sz w:val="17"/>
+                <w:sz w:val="22"/>
                 <w:szCs w:val="17"/>
               </w:rPr>
               <w:t xml:space="preserve">87 points</w:t>
@@ -3049,6 +3058,7 @@
           </w:tcPr>
           <w:p>
             <w:pPr>
+              <w:pStyle w:val="Heading2"/>
               <w:spacing w:before="0" w:after="40" w:line="264" w:lineRule="auto"/>
             </w:pPr>
             <w:r>
@@ -3072,7 +3082,7 @@
                 <w:rFonts w:ascii="Avenir Next" w:hAnsi="Avenir Next" w:cs="Avenir Next" w:eastAsia="Avenir Next"/>
                 <w:b/>
                 <w:color w:val="1A1A1A"/>
-                <w:sz w:val="21"/>
+                <w:sz w:val="22"/>
                 <w:szCs w:val="21"/>
               </w:rPr>
               <w:t xml:space="preserve">target mean</w:t>
@@ -3081,7 +3091,7 @@
               <w:rPr>
                 <w:rFonts w:ascii="Avenir Next" w:hAnsi="Avenir Next" w:cs="Avenir Next" w:eastAsia="Avenir Next"/>
                 <w:color w:val="5A5F66"/>
-                <w:sz w:val="21"/>
+                <w:sz w:val="22"/>
                 <w:szCs w:val="21"/>
               </w:rPr>
               <w:t xml:space="preserve"> — </w:t>
@@ -3090,7 +3100,7 @@
               <w:rPr>
                 <w:rFonts w:ascii="Avenir Next" w:hAnsi="Avenir Next" w:cs="Avenir Next" w:eastAsia="Avenir Next"/>
                 <w:color w:val="1A1A1A"/>
-                <w:sz w:val="21"/>
+                <w:sz w:val="22"/>
                 <w:szCs w:val="21"/>
               </w:rPr>
               <w:t xml:space="preserve">the mean you want</w:t>
@@ -3105,7 +3115,7 @@
                 <w:rFonts w:ascii="Avenir Next" w:hAnsi="Avenir Next" w:cs="Avenir Next" w:eastAsia="Avenir Next"/>
                 <w:b/>
                 <w:color w:val="1A1A1A"/>
-                <w:sz w:val="21"/>
+                <w:sz w:val="22"/>
                 <w:szCs w:val="21"/>
               </w:rPr>
               <w:t xml:space="preserve">target total</w:t>
@@ -3114,7 +3124,7 @@
               <w:rPr>
                 <w:rFonts w:ascii="Avenir Next" w:hAnsi="Avenir Next" w:cs="Avenir Next" w:eastAsia="Avenir Next"/>
                 <w:color w:val="5A5F66"/>
-                <w:sz w:val="21"/>
+                <w:sz w:val="22"/>
                 <w:szCs w:val="21"/>
               </w:rPr>
               <w:t xml:space="preserve"> — </w:t>
@@ -3123,7 +3133,7 @@
               <w:rPr>
                 <w:rFonts w:ascii="Avenir Next" w:hAnsi="Avenir Next" w:cs="Avenir Next" w:eastAsia="Avenir Next"/>
                 <w:color w:val="1A1A1A"/>
-                <w:sz w:val="21"/>
+                <w:sz w:val="22"/>
                 <w:szCs w:val="21"/>
               </w:rPr>
               <w:t xml:space="preserve">target mean × number of values</w:t>
@@ -3149,7 +3159,7 @@
                 <w:rFonts w:ascii="Avenir Next" w:hAnsi="Avenir Next" w:cs="Avenir Next" w:eastAsia="Avenir Next"/>
                 <w:b/>
                 <w:color w:val="1A1A1A"/>
-                <w:sz w:val="21"/>
+                <w:sz w:val="22"/>
                 <w:szCs w:val="21"/>
               </w:rPr>
               <w:t xml:space="preserve">missing value</w:t>
@@ -3158,7 +3168,7 @@
               <w:rPr>
                 <w:rFonts w:ascii="Avenir Next" w:hAnsi="Avenir Next" w:cs="Avenir Next" w:eastAsia="Avenir Next"/>
                 <w:color w:val="5A5F66"/>
-                <w:sz w:val="21"/>
+                <w:sz w:val="22"/>
                 <w:szCs w:val="21"/>
               </w:rPr>
               <w:t xml:space="preserve"> — </w:t>
@@ -3167,7 +3177,7 @@
               <w:rPr>
                 <w:rFonts w:ascii="Avenir Next" w:hAnsi="Avenir Next" w:cs="Avenir Next" w:eastAsia="Avenir Next"/>
                 <w:color w:val="1A1A1A"/>
-                <w:sz w:val="21"/>
+                <w:sz w:val="22"/>
                 <w:szCs w:val="21"/>
               </w:rPr>
               <w:t xml:space="preserve">target total − sum so far</w:t>
@@ -3178,6 +3188,7 @@
     </w:tbl>
     <w:p>
       <w:pPr>
+        <w:pStyle w:val="Heading2"/>
         <w:keepNext/>
         <w:pBdr>
           <w:bottom w:val="single" w:sz="8" w:space="3" w:color="003A70"/>
@@ -3193,7 +3204,7 @@
           <w:b/>
           <w:color w:val="003A70"/>
           <w:spacing w:val="14"/>
-          <w:sz w:val="21"/>
+          <w:sz w:val="22"/>
           <w:szCs w:val="21"/>
         </w:rPr>
         <w:t xml:space="preserve">PRACTICE</w:t>
@@ -3212,7 +3223,7 @@
           <w:rFonts w:ascii="Avenir Next" w:hAnsi="Avenir Next" w:cs="Avenir Next" w:eastAsia="Avenir Next"/>
           <w:i/>
           <w:color w:val="5A5F66"/>
-          <w:sz w:val="17"/>
+          <w:sz w:val="22"/>
           <w:szCs w:val="17"/>
         </w:rPr>
         <w:t xml:space="preserve">show your work · label units</w:t>
@@ -3308,25 +3319,25 @@
                 <w:rFonts w:ascii="Avenir Next" w:hAnsi="Avenir Next" w:cs="Avenir Next" w:eastAsia="Avenir Next"/>
                 <w:b/>
                 <w:color w:val="003A70"/>
+                <w:sz w:val="22"/>
+                <w:szCs w:val="18"/>
+              </w:rPr>
+              <w:t xml:space="preserve">Step 1</w:t>
+            </w:r>
+            <w:r>
+              <w:rPr>
+                <w:rFonts w:ascii="Avenir Next" w:hAnsi="Avenir Next" w:cs="Avenir Next" w:eastAsia="Avenir Next"/>
+                <w:color w:val="1A1A1A"/>
                 <w:sz w:val="18"/>
                 <w:szCs w:val="18"/>
               </w:rPr>
-              <w:t xml:space="preserve">Step 1</w:t>
-            </w:r>
-            <w:r>
-              <w:rPr>
-                <w:rFonts w:ascii="Avenir Next" w:hAnsi="Avenir Next" w:cs="Avenir Next" w:eastAsia="Avenir Next"/>
-                <w:color w:val="1A1A1A"/>
-                <w:sz w:val="18"/>
-                <w:szCs w:val="18"/>
-              </w:rPr>
               <w:tab/>
             </w:r>
             <w:r>
               <w:rPr>
                 <w:rFonts w:ascii="Avenir Next" w:hAnsi="Avenir Next" w:cs="Avenir Next" w:eastAsia="Avenir Next"/>
                 <w:color w:val="1A1A1A"/>
-                <w:sz w:val="21"/>
+                <w:sz w:val="22"/>
                 <w:szCs w:val="21"/>
               </w:rPr>
               <w:t xml:space="preserve">Target total = target mean × number of values.</w:t>
@@ -3346,25 +3357,25 @@
                 <w:rFonts w:ascii="Avenir Next" w:hAnsi="Avenir Next" w:cs="Avenir Next" w:eastAsia="Avenir Next"/>
                 <w:b/>
                 <w:color w:val="003A70"/>
+                <w:sz w:val="22"/>
+                <w:szCs w:val="18"/>
+              </w:rPr>
+              <w:t xml:space="preserve">Step 2</w:t>
+            </w:r>
+            <w:r>
+              <w:rPr>
+                <w:rFonts w:ascii="Avenir Next" w:hAnsi="Avenir Next" w:cs="Avenir Next" w:eastAsia="Avenir Next"/>
+                <w:color w:val="1A1A1A"/>
                 <w:sz w:val="18"/>
                 <w:szCs w:val="18"/>
               </w:rPr>
-              <w:t xml:space="preserve">Step 2</w:t>
-            </w:r>
-            <w:r>
-              <w:rPr>
-                <w:rFonts w:ascii="Avenir Next" w:hAnsi="Avenir Next" w:cs="Avenir Next" w:eastAsia="Avenir Next"/>
-                <w:color w:val="1A1A1A"/>
-                <w:sz w:val="18"/>
-                <w:szCs w:val="18"/>
-              </w:rPr>
               <w:tab/>
             </w:r>
             <w:r>
               <w:rPr>
                 <w:rFonts w:ascii="Avenir Next" w:hAnsi="Avenir Next" w:cs="Avenir Next" w:eastAsia="Avenir Next"/>
                 <w:color w:val="1A1A1A"/>
-                <w:sz w:val="21"/>
+                <w:sz w:val="22"/>
                 <w:szCs w:val="21"/>
               </w:rPr>
               <w:t xml:space="preserve">Missing value = target total − sum so far.</w:t>
@@ -3432,7 +3443,7 @@
                       <w:rFonts w:ascii="Avenir Next" w:hAnsi="Avenir Next" w:cs="Avenir Next" w:eastAsia="Avenir Next"/>
                       <w:b/>
                       <w:color w:val="1A1A1A"/>
-                      <w:sz w:val="21"/>
+                      <w:sz w:val="22"/>
                       <w:szCs w:val="21"/>
                     </w:rPr>
                     <w:t xml:space="preserve">Values</w:t>
@@ -3455,7 +3466,7 @@
                       <w:rFonts w:ascii="Avenir Next" w:hAnsi="Avenir Next" w:cs="Avenir Next" w:eastAsia="Avenir Next"/>
                       <w:b/>
                       <w:color w:val="1A1A1A"/>
-                      <w:sz w:val="21"/>
+                      <w:sz w:val="22"/>
                       <w:szCs w:val="21"/>
                     </w:rPr>
                     <w:t xml:space="preserve">Target mean</w:t>
@@ -3478,7 +3489,7 @@
                       <w:rFonts w:ascii="Avenir Next" w:hAnsi="Avenir Next" w:cs="Avenir Next" w:eastAsia="Avenir Next"/>
                       <w:b/>
                       <w:color w:val="1A1A1A"/>
-                      <w:sz w:val="21"/>
+                      <w:sz w:val="22"/>
                       <w:szCs w:val="21"/>
                     </w:rPr>
                     <w:t xml:space="preserve">Target total</w:t>
@@ -3501,7 +3512,7 @@
                       <w:rFonts w:ascii="Avenir Next" w:hAnsi="Avenir Next" w:cs="Avenir Next" w:eastAsia="Avenir Next"/>
                       <w:b/>
                       <w:color w:val="1A1A1A"/>
-                      <w:sz w:val="21"/>
+                      <w:sz w:val="22"/>
                       <w:szCs w:val="21"/>
                     </w:rPr>
                     <w:t xml:space="preserve">Sum so far</w:t>
@@ -3524,7 +3535,7 @@
                       <w:rFonts w:ascii="Avenir Next" w:hAnsi="Avenir Next" w:cs="Avenir Next" w:eastAsia="Avenir Next"/>
                       <w:b/>
                       <w:color w:val="1A1A1A"/>
-                      <w:sz w:val="21"/>
+                      <w:sz w:val="22"/>
                       <w:szCs w:val="21"/>
                     </w:rPr>
                     <w:t xml:space="preserve">Missing value</w:t>
@@ -3553,7 +3564,7 @@
                       <w:rFonts w:ascii="Avenir Next" w:hAnsi="Avenir Next" w:cs="Avenir Next" w:eastAsia="Avenir Next"/>
                       <w:b/>
                       <w:color w:val="1A1A1A"/>
-                      <w:sz w:val="21"/>
+                      <w:sz w:val="22"/>
                       <w:szCs w:val="21"/>
                     </w:rPr>
                     <w:t xml:space="preserve">A</w:t>
@@ -3574,7 +3585,7 @@
                     <w:rPr>
                       <w:rFonts w:ascii="Avenir Next" w:hAnsi="Avenir Next" w:cs="Avenir Next" w:eastAsia="Avenir Next"/>
                       <w:color w:val="1A1A1A"/>
-                      <w:sz w:val="21"/>
+                      <w:sz w:val="22"/>
                       <w:szCs w:val="21"/>
                     </w:rPr>
                     <w:t xml:space="preserve">3</w:t>
@@ -3595,7 +3606,7 @@
                     <w:rPr>
                       <w:rFonts w:ascii="Avenir Next" w:hAnsi="Avenir Next" w:cs="Avenir Next" w:eastAsia="Avenir Next"/>
                       <w:color w:val="1A1A1A"/>
-                      <w:sz w:val="21"/>
+                      <w:sz w:val="22"/>
                       <w:szCs w:val="21"/>
                     </w:rPr>
                     <w:t xml:space="preserve">12</w:t>
@@ -3627,7 +3638,7 @@
                     <w:rPr>
                       <w:rFonts w:ascii="Avenir Next" w:hAnsi="Avenir Next" w:cs="Avenir Next" w:eastAsia="Avenir Next"/>
                       <w:color w:val="1A1A1A"/>
-                      <w:sz w:val="21"/>
+                      <w:sz w:val="22"/>
                       <w:szCs w:val="21"/>
                     </w:rPr>
                     <w:t xml:space="preserve">25</w:t>
@@ -3667,7 +3678,7 @@
                       <w:rFonts w:ascii="Avenir Next" w:hAnsi="Avenir Next" w:cs="Avenir Next" w:eastAsia="Avenir Next"/>
                       <w:b/>
                       <w:color w:val="1A1A1A"/>
-                      <w:sz w:val="21"/>
+                      <w:sz w:val="22"/>
                       <w:szCs w:val="21"/>
                     </w:rPr>
                     <w:t xml:space="preserve">B</w:t>
@@ -3688,7 +3699,7 @@
                     <w:rPr>
                       <w:rFonts w:ascii="Avenir Next" w:hAnsi="Avenir Next" w:cs="Avenir Next" w:eastAsia="Avenir Next"/>
                       <w:color w:val="1A1A1A"/>
-                      <w:sz w:val="21"/>
+                      <w:sz w:val="22"/>
                       <w:szCs w:val="21"/>
                     </w:rPr>
                     <w:t xml:space="preserve">4</w:t>
@@ -3720,7 +3731,7 @@
                     <w:rPr>
                       <w:rFonts w:ascii="Avenir Next" w:hAnsi="Avenir Next" w:cs="Avenir Next" w:eastAsia="Avenir Next"/>
                       <w:color w:val="1A1A1A"/>
-                      <w:sz w:val="21"/>
+                      <w:sz w:val="22"/>
                       <w:szCs w:val="21"/>
                     </w:rPr>
                     <w:t xml:space="preserve">64</w:t>
@@ -3741,7 +3752,7 @@
                     <w:rPr>
                       <w:rFonts w:ascii="Avenir Next" w:hAnsi="Avenir Next" w:cs="Avenir Next" w:eastAsia="Avenir Next"/>
                       <w:color w:val="1A1A1A"/>
-                      <w:sz w:val="21"/>
+                      <w:sz w:val="22"/>
                       <w:szCs w:val="21"/>
                     </w:rPr>
                     <w:t xml:space="preserve">49</w:t>
@@ -3931,25 +3942,25 @@
                 <w:rFonts w:ascii="Avenir Next" w:hAnsi="Avenir Next" w:cs="Avenir Next" w:eastAsia="Avenir Next"/>
                 <w:b/>
                 <w:color w:val="003A70"/>
+                <w:sz w:val="22"/>
+                <w:szCs w:val="18"/>
+              </w:rPr>
+              <w:t xml:space="preserve">Step 1</w:t>
+            </w:r>
+            <w:r>
+              <w:rPr>
+                <w:rFonts w:ascii="Avenir Next" w:hAnsi="Avenir Next" w:cs="Avenir Next" w:eastAsia="Avenir Next"/>
+                <w:color w:val="1A1A1A"/>
                 <w:sz w:val="18"/>
                 <w:szCs w:val="18"/>
               </w:rPr>
-              <w:t xml:space="preserve">Step 1</w:t>
-            </w:r>
-            <w:r>
-              <w:rPr>
-                <w:rFonts w:ascii="Avenir Next" w:hAnsi="Avenir Next" w:cs="Avenir Next" w:eastAsia="Avenir Next"/>
-                <w:color w:val="1A1A1A"/>
-                <w:sz w:val="18"/>
-                <w:szCs w:val="18"/>
-              </w:rPr>
               <w:tab/>
             </w:r>
             <w:r>
               <w:rPr>
                 <w:rFonts w:ascii="Avenir Next" w:hAnsi="Avenir Next" w:cs="Avenir Next" w:eastAsia="Avenir Next"/>
                 <w:color w:val="1A1A1A"/>
-                <w:sz w:val="21"/>
+                <w:sz w:val="22"/>
                 <w:szCs w:val="21"/>
               </w:rPr>
               <w:t xml:space="preserve">Find the target total: 110 × 5.</w:t>
@@ -3969,25 +3980,25 @@
                 <w:rFonts w:ascii="Avenir Next" w:hAnsi="Avenir Next" w:cs="Avenir Next" w:eastAsia="Avenir Next"/>
                 <w:b/>
                 <w:color w:val="003A70"/>
+                <w:sz w:val="22"/>
+                <w:szCs w:val="18"/>
+              </w:rPr>
+              <w:t xml:space="preserve">Step 2</w:t>
+            </w:r>
+            <w:r>
+              <w:rPr>
+                <w:rFonts w:ascii="Avenir Next" w:hAnsi="Avenir Next" w:cs="Avenir Next" w:eastAsia="Avenir Next"/>
+                <w:color w:val="1A1A1A"/>
                 <w:sz w:val="18"/>
                 <w:szCs w:val="18"/>
               </w:rPr>
-              <w:t xml:space="preserve">Step 2</w:t>
-            </w:r>
-            <w:r>
-              <w:rPr>
-                <w:rFonts w:ascii="Avenir Next" w:hAnsi="Avenir Next" w:cs="Avenir Next" w:eastAsia="Avenir Next"/>
-                <w:color w:val="1A1A1A"/>
-                <w:sz w:val="18"/>
-                <w:szCs w:val="18"/>
-              </w:rPr>
               <w:tab/>
             </w:r>
             <w:r>
               <w:rPr>
                 <w:rFonts w:ascii="Avenir Next" w:hAnsi="Avenir Next" w:cs="Avenir Next" w:eastAsia="Avenir Next"/>
                 <w:color w:val="1A1A1A"/>
-                <w:sz w:val="21"/>
+                <w:sz w:val="22"/>
                 <w:szCs w:val="21"/>
               </w:rPr>
               <w:t xml:space="preserve">Add her four scores.</w:t>
@@ -4007,25 +4018,25 @@
                 <w:rFonts w:ascii="Avenir Next" w:hAnsi="Avenir Next" w:cs="Avenir Next" w:eastAsia="Avenir Next"/>
                 <w:b/>
                 <w:color w:val="003A70"/>
+                <w:sz w:val="22"/>
+                <w:szCs w:val="18"/>
+              </w:rPr>
+              <w:t xml:space="preserve">Step 3</w:t>
+            </w:r>
+            <w:r>
+              <w:rPr>
+                <w:rFonts w:ascii="Avenir Next" w:hAnsi="Avenir Next" w:cs="Avenir Next" w:eastAsia="Avenir Next"/>
+                <w:color w:val="1A1A1A"/>
                 <w:sz w:val="18"/>
                 <w:szCs w:val="18"/>
               </w:rPr>
-              <w:t xml:space="preserve">Step 3</w:t>
-            </w:r>
-            <w:r>
-              <w:rPr>
-                <w:rFonts w:ascii="Avenir Next" w:hAnsi="Avenir Next" w:cs="Avenir Next" w:eastAsia="Avenir Next"/>
-                <w:color w:val="1A1A1A"/>
-                <w:sz w:val="18"/>
-                <w:szCs w:val="18"/>
-              </w:rPr>
               <w:tab/>
             </w:r>
             <w:r>
               <w:rPr>
                 <w:rFonts w:ascii="Avenir Next" w:hAnsi="Avenir Next" w:cs="Avenir Next" w:eastAsia="Avenir Next"/>
                 <w:color w:val="1A1A1A"/>
-                <w:sz w:val="21"/>
+                <w:sz w:val="22"/>
                 <w:szCs w:val="21"/>
               </w:rPr>
               <w:t xml:space="preserve">Subtract to find game 5.</w:t>
@@ -4044,25 +4055,25 @@
                 <w:rFonts w:ascii="Avenir Next" w:hAnsi="Avenir Next" w:cs="Avenir Next" w:eastAsia="Avenir Next"/>
                 <w:b/>
                 <w:color w:val="1A1A1A"/>
+                <w:sz w:val="22"/>
+                <w:szCs w:val="18"/>
+              </w:rPr>
+              <w:t xml:space="preserve">Answer</w:t>
+            </w:r>
+            <w:r>
+              <w:rPr>
+                <w:rFonts w:ascii="Avenir Next" w:hAnsi="Avenir Next" w:cs="Avenir Next" w:eastAsia="Avenir Next"/>
+                <w:color w:val="1A1A1A"/>
                 <w:sz w:val="18"/>
                 <w:szCs w:val="18"/>
               </w:rPr>
-              <w:t xml:space="preserve">Answer</w:t>
-            </w:r>
-            <w:r>
-              <w:rPr>
-                <w:rFonts w:ascii="Avenir Next" w:hAnsi="Avenir Next" w:cs="Avenir Next" w:eastAsia="Avenir Next"/>
-                <w:color w:val="1A1A1A"/>
-                <w:sz w:val="18"/>
-                <w:szCs w:val="18"/>
-              </w:rPr>
               <w:tab/>
             </w:r>
             <w:r>
               <w:rPr>
                 <w:rFonts w:ascii="Avenir Next" w:hAnsi="Avenir Next" w:cs="Avenir Next" w:eastAsia="Avenir Next"/>
                 <w:color w:val="1A1A1A"/>
-                <w:sz w:val="18"/>
+                <w:sz w:val="22"/>
                 <w:szCs w:val="18"/>
               </w:rPr>
               <w:t xml:space="preserve">  points</w:t>
@@ -4176,25 +4187,25 @@
                 <w:rFonts w:ascii="Avenir Next" w:hAnsi="Avenir Next" w:cs="Avenir Next" w:eastAsia="Avenir Next"/>
                 <w:b/>
                 <w:color w:val="003A70"/>
+                <w:sz w:val="22"/>
+                <w:szCs w:val="18"/>
+              </w:rPr>
+              <w:t xml:space="preserve">Step 1</w:t>
+            </w:r>
+            <w:r>
+              <w:rPr>
+                <w:rFonts w:ascii="Avenir Next" w:hAnsi="Avenir Next" w:cs="Avenir Next" w:eastAsia="Avenir Next"/>
+                <w:color w:val="1A1A1A"/>
                 <w:sz w:val="18"/>
                 <w:szCs w:val="18"/>
               </w:rPr>
-              <w:t xml:space="preserve">Step 1</w:t>
-            </w:r>
-            <w:r>
-              <w:rPr>
-                <w:rFonts w:ascii="Avenir Next" w:hAnsi="Avenir Next" w:cs="Avenir Next" w:eastAsia="Avenir Next"/>
-                <w:color w:val="1A1A1A"/>
-                <w:sz w:val="18"/>
-                <w:szCs w:val="18"/>
-              </w:rPr>
               <w:tab/>
             </w:r>
             <w:r>
               <w:rPr>
                 <w:rFonts w:ascii="Avenir Next" w:hAnsi="Avenir Next" w:cs="Avenir Next" w:eastAsia="Avenir Next"/>
                 <w:color w:val="1A1A1A"/>
-                <w:sz w:val="21"/>
+                <w:sz w:val="22"/>
                 <w:szCs w:val="21"/>
               </w:rPr>
               <w:t xml:space="preserve">Find the target total: $50 × 5.</w:t>
@@ -4214,25 +4225,25 @@
                 <w:rFonts w:ascii="Avenir Next" w:hAnsi="Avenir Next" w:cs="Avenir Next" w:eastAsia="Avenir Next"/>
                 <w:b/>
                 <w:color w:val="003A70"/>
+                <w:sz w:val="22"/>
+                <w:szCs w:val="18"/>
+              </w:rPr>
+              <w:t xml:space="preserve">Step 2</w:t>
+            </w:r>
+            <w:r>
+              <w:rPr>
+                <w:rFonts w:ascii="Avenir Next" w:hAnsi="Avenir Next" w:cs="Avenir Next" w:eastAsia="Avenir Next"/>
+                <w:color w:val="1A1A1A"/>
                 <w:sz w:val="18"/>
                 <w:szCs w:val="18"/>
               </w:rPr>
-              <w:t xml:space="preserve">Step 2</w:t>
-            </w:r>
-            <w:r>
-              <w:rPr>
-                <w:rFonts w:ascii="Avenir Next" w:hAnsi="Avenir Next" w:cs="Avenir Next" w:eastAsia="Avenir Next"/>
-                <w:color w:val="1A1A1A"/>
-                <w:sz w:val="18"/>
-                <w:szCs w:val="18"/>
-              </w:rPr>
               <w:tab/>
             </w:r>
             <w:r>
               <w:rPr>
                 <w:rFonts w:ascii="Avenir Next" w:hAnsi="Avenir Next" w:cs="Avenir Next" w:eastAsia="Avenir Next"/>
                 <w:color w:val="1A1A1A"/>
-                <w:sz w:val="21"/>
+                <w:sz w:val="22"/>
                 <w:szCs w:val="21"/>
               </w:rPr>
               <w:t xml:space="preserve">Add the four Saturdays.</w:t>
@@ -4252,25 +4263,25 @@
                 <w:rFonts w:ascii="Avenir Next" w:hAnsi="Avenir Next" w:cs="Avenir Next" w:eastAsia="Avenir Next"/>
                 <w:b/>
                 <w:color w:val="003A70"/>
+                <w:sz w:val="22"/>
+                <w:szCs w:val="18"/>
+              </w:rPr>
+              <w:t xml:space="preserve">Step 3</w:t>
+            </w:r>
+            <w:r>
+              <w:rPr>
+                <w:rFonts w:ascii="Avenir Next" w:hAnsi="Avenir Next" w:cs="Avenir Next" w:eastAsia="Avenir Next"/>
+                <w:color w:val="1A1A1A"/>
                 <w:sz w:val="18"/>
                 <w:szCs w:val="18"/>
               </w:rPr>
-              <w:t xml:space="preserve">Step 3</w:t>
-            </w:r>
-            <w:r>
-              <w:rPr>
-                <w:rFonts w:ascii="Avenir Next" w:hAnsi="Avenir Next" w:cs="Avenir Next" w:eastAsia="Avenir Next"/>
-                <w:color w:val="1A1A1A"/>
-                <w:sz w:val="18"/>
-                <w:szCs w:val="18"/>
-              </w:rPr>
               <w:tab/>
             </w:r>
             <w:r>
               <w:rPr>
                 <w:rFonts w:ascii="Avenir Next" w:hAnsi="Avenir Next" w:cs="Avenir Next" w:eastAsia="Avenir Next"/>
                 <w:color w:val="1A1A1A"/>
-                <w:sz w:val="21"/>
+                <w:sz w:val="22"/>
                 <w:szCs w:val="21"/>
               </w:rPr>
               <w:t xml:space="preserve">Subtract.</w:t>
@@ -4289,7 +4300,7 @@
                 <w:rFonts w:ascii="Avenir Next" w:hAnsi="Avenir Next" w:cs="Avenir Next" w:eastAsia="Avenir Next"/>
                 <w:b/>
                 <w:color w:val="1A1A1A"/>
-                <w:sz w:val="18"/>
+                <w:sz w:val="22"/>
                 <w:szCs w:val="18"/>
               </w:rPr>
               <w:t xml:space="preserve">Answer</w:t>
@@ -4561,7 +4572,7 @@
                     <w:drawing>
                       <wp:inline distT="0" distB="0" distL="0" distR="0">
                         <wp:extent cx="2743200" cy="859536"/>
-                        <wp:docPr id="2" name="Figure 2"/>
+                        <wp:docPr id="2" name="Figure 2" descr="Dot plot. Horizontal axis: values, 10 to 16, ticks every 1. Dots by value: 10: 1; 12: 2; 13: 1; 14: 2; 16: 1"/>
                         <a:graphic xmlns:a="http://schemas.openxmlformats.org/drawingml/2006/main">
                           <a:graphicData uri="http://schemas.openxmlformats.org/drawingml/2006/picture">
                             <pic:pic xmlns:pic="http://schemas.openxmlformats.org/drawingml/2006/picture">
@@ -4704,7 +4715,7 @@
                 <w:rFonts w:ascii="Avenir Next" w:hAnsi="Avenir Next" w:cs="Avenir Next" w:eastAsia="Avenir Next"/>
                 <w:b/>
                 <w:color w:val="003A70"/>
-                <w:sz w:val="17"/>
+                <w:sz w:val="22"/>
                 <w:szCs w:val="17"/>
               </w:rPr>
               <w:t xml:space="preserve">Frame  </w:t>
@@ -4714,7 +4725,7 @@
                 <w:rFonts w:ascii="Avenir Next" w:hAnsi="Avenir Next" w:cs="Avenir Next" w:eastAsia="Avenir Next"/>
                 <w:i/>
                 <w:color w:val="1A1A1A"/>
-                <w:sz w:val="18"/>
+                <w:sz w:val="22"/>
                 <w:szCs w:val="18"/>
               </w:rPr>
               <w:t xml:space="preserve">Brianna should multiply by </w:t>
@@ -4734,7 +4745,7 @@
                 <w:rFonts w:ascii="Avenir Next" w:hAnsi="Avenir Next" w:cs="Avenir Next" w:eastAsia="Avenir Next"/>
                 <w:i/>
                 <w:color w:val="1A1A1A"/>
-                <w:sz w:val="18"/>
+                <w:sz w:val="22"/>
                 <w:szCs w:val="18"/>
               </w:rPr>
               <w:t xml:space="preserve"> because </w:t>
@@ -4754,7 +4765,7 @@
                 <w:rFonts w:ascii="Avenir Next" w:hAnsi="Avenir Next" w:cs="Avenir Next" w:eastAsia="Avenir Next"/>
                 <w:i/>
                 <w:color w:val="1A1A1A"/>
-                <w:sz w:val="18"/>
+                <w:sz w:val="22"/>
                 <w:szCs w:val="18"/>
               </w:rPr>
               <w:t xml:space="preserve">. She needs a score of </w:t>
@@ -4774,7 +4785,7 @@
                 <w:rFonts w:ascii="Avenir Next" w:hAnsi="Avenir Next" w:cs="Avenir Next" w:eastAsia="Avenir Next"/>
                 <w:i/>
                 <w:color w:val="1A1A1A"/>
-                <w:sz w:val="18"/>
+                <w:sz w:val="22"/>
                 <w:szCs w:val="18"/>
               </w:rPr>
               <w:t xml:space="preserve">.</w:t>
@@ -4861,6 +4872,7 @@
     </w:p>
     <w:p>
       <w:pPr>
+        <w:pStyle w:val="Heading2"/>
         <w:keepNext/>
         <w:pBdr>
           <w:bottom w:val="single" w:sz="8" w:space="3" w:color="003A70"/>
@@ -4876,7 +4888,7 @@
           <w:b/>
           <w:color w:val="003A70"/>
           <w:spacing w:val="14"/>
-          <w:sz w:val="21"/>
+          <w:sz w:val="22"/>
           <w:szCs w:val="21"/>
         </w:rPr>
         <w:t xml:space="preserve">TEST PRACTICE</w:t>
@@ -4895,7 +4907,7 @@
           <w:rFonts w:ascii="Avenir Next" w:hAnsi="Avenir Next" w:cs="Avenir Next" w:eastAsia="Avenir Next"/>
           <w:i/>
           <w:color w:val="5A5F66"/>
-          <w:sz w:val="17"/>
+          <w:sz w:val="22"/>
           <w:szCs w:val="17"/>
         </w:rPr>
         <w:t xml:space="preserve">choose the best answer</w:t>
@@ -5027,25 +5039,25 @@
                       <w:rFonts w:ascii="Avenir Next" w:hAnsi="Avenir Next" w:cs="Avenir Next" w:eastAsia="Avenir Next"/>
                       <w:b/>
                       <w:color w:val="003A70"/>
+                      <w:sz w:val="22"/>
+                      <w:szCs w:val="21"/>
+                    </w:rPr>
+                    <w:t xml:space="preserve">A</w:t>
+                  </w:r>
+                  <w:r>
+                    <w:rPr>
+                      <w:rFonts w:ascii="Avenir Next" w:hAnsi="Avenir Next" w:cs="Avenir Next" w:eastAsia="Avenir Next"/>
+                      <w:color w:val="1A1A1A"/>
                       <w:sz w:val="21"/>
                       <w:szCs w:val="21"/>
                     </w:rPr>
-                    <w:t xml:space="preserve">A</w:t>
-                  </w:r>
-                  <w:r>
-                    <w:rPr>
-                      <w:rFonts w:ascii="Avenir Next" w:hAnsi="Avenir Next" w:cs="Avenir Next" w:eastAsia="Avenir Next"/>
-                      <w:color w:val="1A1A1A"/>
-                      <w:sz w:val="21"/>
-                      <w:szCs w:val="21"/>
-                    </w:rPr>
                     <w:tab/>
                   </w:r>
                   <w:r>
                     <w:rPr>
                       <w:rFonts w:ascii="Avenir Next" w:hAnsi="Avenir Next" w:cs="Avenir Next" w:eastAsia="Avenir Next"/>
                       <w:color w:val="1A1A1A"/>
-                      <w:sz w:val="21"/>
+                      <w:sz w:val="22"/>
                       <w:szCs w:val="21"/>
                     </w:rPr>
                     <w:t xml:space="preserve">9</w:t>
@@ -5070,25 +5082,25 @@
                       <w:rFonts w:ascii="Avenir Next" w:hAnsi="Avenir Next" w:cs="Avenir Next" w:eastAsia="Avenir Next"/>
                       <w:b/>
                       <w:color w:val="003A70"/>
+                      <w:sz w:val="22"/>
+                      <w:szCs w:val="21"/>
+                    </w:rPr>
+                    <w:t xml:space="preserve">B</w:t>
+                  </w:r>
+                  <w:r>
+                    <w:rPr>
+                      <w:rFonts w:ascii="Avenir Next" w:hAnsi="Avenir Next" w:cs="Avenir Next" w:eastAsia="Avenir Next"/>
+                      <w:color w:val="1A1A1A"/>
                       <w:sz w:val="21"/>
                       <w:szCs w:val="21"/>
                     </w:rPr>
-                    <w:t xml:space="preserve">B</w:t>
-                  </w:r>
-                  <w:r>
-                    <w:rPr>
-                      <w:rFonts w:ascii="Avenir Next" w:hAnsi="Avenir Next" w:cs="Avenir Next" w:eastAsia="Avenir Next"/>
-                      <w:color w:val="1A1A1A"/>
-                      <w:sz w:val="21"/>
-                      <w:szCs w:val="21"/>
-                    </w:rPr>
                     <w:tab/>
                   </w:r>
                   <w:r>
                     <w:rPr>
                       <w:rFonts w:ascii="Avenir Next" w:hAnsi="Avenir Next" w:cs="Avenir Next" w:eastAsia="Avenir Next"/>
                       <w:color w:val="1A1A1A"/>
-                      <w:sz w:val="21"/>
+                      <w:sz w:val="22"/>
                       <w:szCs w:val="21"/>
                     </w:rPr>
                     <w:t xml:space="preserve">11</w:t>
@@ -5113,25 +5125,25 @@
                       <w:rFonts w:ascii="Avenir Next" w:hAnsi="Avenir Next" w:cs="Avenir Next" w:eastAsia="Avenir Next"/>
                       <w:b/>
                       <w:color w:val="003A70"/>
+                      <w:sz w:val="22"/>
+                      <w:szCs w:val="21"/>
+                    </w:rPr>
+                    <w:t xml:space="preserve">C</w:t>
+                  </w:r>
+                  <w:r>
+                    <w:rPr>
+                      <w:rFonts w:ascii="Avenir Next" w:hAnsi="Avenir Next" w:cs="Avenir Next" w:eastAsia="Avenir Next"/>
+                      <w:color w:val="1A1A1A"/>
                       <w:sz w:val="21"/>
                       <w:szCs w:val="21"/>
                     </w:rPr>
-                    <w:t xml:space="preserve">C</w:t>
-                  </w:r>
-                  <w:r>
-                    <w:rPr>
-                      <w:rFonts w:ascii="Avenir Next" w:hAnsi="Avenir Next" w:cs="Avenir Next" w:eastAsia="Avenir Next"/>
-                      <w:color w:val="1A1A1A"/>
-                      <w:sz w:val="21"/>
-                      <w:szCs w:val="21"/>
-                    </w:rPr>
                     <w:tab/>
                   </w:r>
                   <w:r>
                     <w:rPr>
                       <w:rFonts w:ascii="Avenir Next" w:hAnsi="Avenir Next" w:cs="Avenir Next" w:eastAsia="Avenir Next"/>
                       <w:color w:val="1A1A1A"/>
-                      <w:sz w:val="21"/>
+                      <w:sz w:val="22"/>
                       <w:szCs w:val="21"/>
                     </w:rPr>
                     <w:t xml:space="preserve">2</w:t>
@@ -5156,25 +5168,25 @@
                       <w:rFonts w:ascii="Avenir Next" w:hAnsi="Avenir Next" w:cs="Avenir Next" w:eastAsia="Avenir Next"/>
                       <w:b/>
                       <w:color w:val="003A70"/>
+                      <w:sz w:val="22"/>
+                      <w:szCs w:val="21"/>
+                    </w:rPr>
+                    <w:t xml:space="preserve">D</w:t>
+                  </w:r>
+                  <w:r>
+                    <w:rPr>
+                      <w:rFonts w:ascii="Avenir Next" w:hAnsi="Avenir Next" w:cs="Avenir Next" w:eastAsia="Avenir Next"/>
+                      <w:color w:val="1A1A1A"/>
                       <w:sz w:val="21"/>
                       <w:szCs w:val="21"/>
                     </w:rPr>
-                    <w:t xml:space="preserve">D</w:t>
-                  </w:r>
-                  <w:r>
-                    <w:rPr>
-                      <w:rFonts w:ascii="Avenir Next" w:hAnsi="Avenir Next" w:cs="Avenir Next" w:eastAsia="Avenir Next"/>
-                      <w:color w:val="1A1A1A"/>
-                      <w:sz w:val="21"/>
-                      <w:szCs w:val="21"/>
-                    </w:rPr>
                     <w:tab/>
                   </w:r>
                   <w:r>
                     <w:rPr>
                       <w:rFonts w:ascii="Avenir Next" w:hAnsi="Avenir Next" w:cs="Avenir Next" w:eastAsia="Avenir Next"/>
                       <w:color w:val="1A1A1A"/>
-                      <w:sz w:val="21"/>
+                      <w:sz w:val="22"/>
                       <w:szCs w:val="21"/>
                     </w:rPr>
                     <w:t xml:space="preserve">36</w:t>
@@ -5322,25 +5334,25 @@
                       <w:rFonts w:ascii="Avenir Next" w:hAnsi="Avenir Next" w:cs="Avenir Next" w:eastAsia="Avenir Next"/>
                       <w:b/>
                       <w:color w:val="003A70"/>
+                      <w:sz w:val="22"/>
+                      <w:szCs w:val="21"/>
+                    </w:rPr>
+                    <w:t xml:space="preserve">A</w:t>
+                  </w:r>
+                  <w:r>
+                    <w:rPr>
+                      <w:rFonts w:ascii="Avenir Next" w:hAnsi="Avenir Next" w:cs="Avenir Next" w:eastAsia="Avenir Next"/>
+                      <w:color w:val="1A1A1A"/>
                       <w:sz w:val="21"/>
                       <w:szCs w:val="21"/>
                     </w:rPr>
-                    <w:t xml:space="preserve">A</w:t>
-                  </w:r>
-                  <w:r>
-                    <w:rPr>
-                      <w:rFonts w:ascii="Avenir Next" w:hAnsi="Avenir Next" w:cs="Avenir Next" w:eastAsia="Avenir Next"/>
-                      <w:color w:val="1A1A1A"/>
-                      <w:sz w:val="21"/>
-                      <w:szCs w:val="21"/>
-                    </w:rPr>
                     <w:tab/>
                   </w:r>
                   <w:r>
                     <w:rPr>
                       <w:rFonts w:ascii="Avenir Next" w:hAnsi="Avenir Next" w:cs="Avenir Next" w:eastAsia="Avenir Next"/>
                       <w:color w:val="1A1A1A"/>
-                      <w:sz w:val="21"/>
+                      <w:sz w:val="22"/>
                       <w:szCs w:val="21"/>
                     </w:rPr>
                     <w:t xml:space="preserve">2.8</w:t>
@@ -5365,25 +5377,25 @@
                       <w:rFonts w:ascii="Avenir Next" w:hAnsi="Avenir Next" w:cs="Avenir Next" w:eastAsia="Avenir Next"/>
                       <w:b/>
                       <w:color w:val="003A70"/>
+                      <w:sz w:val="22"/>
+                      <w:szCs w:val="21"/>
+                    </w:rPr>
+                    <w:t xml:space="preserve">B</w:t>
+                  </w:r>
+                  <w:r>
+                    <w:rPr>
+                      <w:rFonts w:ascii="Avenir Next" w:hAnsi="Avenir Next" w:cs="Avenir Next" w:eastAsia="Avenir Next"/>
+                      <w:color w:val="1A1A1A"/>
                       <w:sz w:val="21"/>
                       <w:szCs w:val="21"/>
                     </w:rPr>
-                    <w:t xml:space="preserve">B</w:t>
-                  </w:r>
-                  <w:r>
-                    <w:rPr>
-                      <w:rFonts w:ascii="Avenir Next" w:hAnsi="Avenir Next" w:cs="Avenir Next" w:eastAsia="Avenir Next"/>
-                      <w:color w:val="1A1A1A"/>
-                      <w:sz w:val="21"/>
-                      <w:szCs w:val="21"/>
-                    </w:rPr>
                     <w:tab/>
                   </w:r>
                   <w:r>
                     <w:rPr>
                       <w:rFonts w:ascii="Avenir Next" w:hAnsi="Avenir Next" w:cs="Avenir Next" w:eastAsia="Avenir Next"/>
                       <w:color w:val="1A1A1A"/>
-                      <w:sz w:val="21"/>
+                      <w:sz w:val="22"/>
                       <w:szCs w:val="21"/>
                     </w:rPr>
                     <w:t xml:space="preserve">19</w:t>
@@ -5408,25 +5420,25 @@
                       <w:rFonts w:ascii="Avenir Next" w:hAnsi="Avenir Next" w:cs="Avenir Next" w:eastAsia="Avenir Next"/>
                       <w:b/>
                       <w:color w:val="003A70"/>
+                      <w:sz w:val="22"/>
+                      <w:szCs w:val="21"/>
+                    </w:rPr>
+                    <w:t xml:space="preserve">C</w:t>
+                  </w:r>
+                  <w:r>
+                    <w:rPr>
+                      <w:rFonts w:ascii="Avenir Next" w:hAnsi="Avenir Next" w:cs="Avenir Next" w:eastAsia="Avenir Next"/>
+                      <w:color w:val="1A1A1A"/>
                       <w:sz w:val="21"/>
                       <w:szCs w:val="21"/>
                     </w:rPr>
-                    <w:t xml:space="preserve">C</w:t>
-                  </w:r>
-                  <w:r>
-                    <w:rPr>
-                      <w:rFonts w:ascii="Avenir Next" w:hAnsi="Avenir Next" w:cs="Avenir Next" w:eastAsia="Avenir Next"/>
-                      <w:color w:val="1A1A1A"/>
-                      <w:sz w:val="21"/>
-                      <w:szCs w:val="21"/>
-                    </w:rPr>
                     <w:tab/>
                   </w:r>
                   <w:r>
                     <w:rPr>
                       <w:rFonts w:ascii="Avenir Next" w:hAnsi="Avenir Next" w:cs="Avenir Next" w:eastAsia="Avenir Next"/>
                       <w:color w:val="1A1A1A"/>
-                      <w:sz w:val="21"/>
+                      <w:sz w:val="22"/>
                       <w:szCs w:val="21"/>
                     </w:rPr>
                     <w:t xml:space="preserve">70</w:t>
@@ -5451,25 +5463,25 @@
                       <w:rFonts w:ascii="Avenir Next" w:hAnsi="Avenir Next" w:cs="Avenir Next" w:eastAsia="Avenir Next"/>
                       <w:b/>
                       <w:color w:val="003A70"/>
+                      <w:sz w:val="22"/>
+                      <w:szCs w:val="21"/>
+                    </w:rPr>
+                    <w:t xml:space="preserve">D</w:t>
+                  </w:r>
+                  <w:r>
+                    <w:rPr>
+                      <w:rFonts w:ascii="Avenir Next" w:hAnsi="Avenir Next" w:cs="Avenir Next" w:eastAsia="Avenir Next"/>
+                      <w:color w:val="1A1A1A"/>
                       <w:sz w:val="21"/>
                       <w:szCs w:val="21"/>
                     </w:rPr>
-                    <w:t xml:space="preserve">D</w:t>
-                  </w:r>
-                  <w:r>
-                    <w:rPr>
-                      <w:rFonts w:ascii="Avenir Next" w:hAnsi="Avenir Next" w:cs="Avenir Next" w:eastAsia="Avenir Next"/>
-                      <w:color w:val="1A1A1A"/>
-                      <w:sz w:val="21"/>
-                      <w:szCs w:val="21"/>
-                    </w:rPr>
                     <w:tab/>
                   </w:r>
                   <w:r>
                     <w:rPr>
                       <w:rFonts w:ascii="Avenir Next" w:hAnsi="Avenir Next" w:cs="Avenir Next" w:eastAsia="Avenir Next"/>
                       <w:color w:val="1A1A1A"/>
-                      <w:sz w:val="21"/>
+                      <w:sz w:val="22"/>
                       <w:szCs w:val="21"/>
                     </w:rPr>
                     <w:t xml:space="preserve">9</w:t>
@@ -5535,6 +5547,7 @@
           </w:tcPr>
           <w:p>
             <w:pPr>
+              <w:pStyle w:val="Heading2"/>
               <w:spacing w:before="0" w:after="0" w:line="240" w:lineRule="auto"/>
             </w:pPr>
             <w:r>
@@ -5572,7 +5585,7 @@
               <w:rPr>
                 <w:rFonts w:ascii="Avenir Next" w:hAnsi="Avenir Next" w:cs="Avenir Next" w:eastAsia="Avenir Next"/>
                 <w:color w:val="1A1A1A"/>
-                <w:sz w:val="17"/>
+                <w:sz w:val="22"/>
                 <w:szCs w:val="17"/>
               </w:rPr>
               <w:t xml:space="preserve">  I can do this on my own</w:t>
@@ -5601,7 +5614,7 @@
               <w:rPr>
                 <w:rFonts w:ascii="Avenir Next" w:hAnsi="Avenir Next" w:cs="Avenir Next" w:eastAsia="Avenir Next"/>
                 <w:color w:val="1A1A1A"/>
-                <w:sz w:val="17"/>
+                <w:sz w:val="22"/>
                 <w:szCs w:val="17"/>
               </w:rPr>
               <w:t xml:space="preserve">  I need a little help</w:t>
@@ -5630,7 +5643,7 @@
               <w:rPr>
                 <w:rFonts w:ascii="Avenir Next" w:hAnsi="Avenir Next" w:cs="Avenir Next" w:eastAsia="Avenir Next"/>
                 <w:color w:val="1A1A1A"/>
-                <w:sz w:val="17"/>
+                <w:sz w:val="22"/>
                 <w:szCs w:val="17"/>
               </w:rPr>
               <w:t xml:space="preserve">  I have a question about #</w:t>
@@ -5737,7 +5750,106 @@
               <w:sz w:val="15"/>
               <w:szCs w:val="15"/>
             </w:rPr>
-            <w:t xml:space="preserve">Lesson 2-8  ·  Homework Packet  ·  Level 1</w:t>
+            <w:t xml:space="preserve">2-8 · Page </w:t>
+          </w:r>
+          <w:r>
+            <w:rPr>
+              <w:rFonts w:ascii="Avenir Next" w:hAnsi="Avenir Next" w:cs="Avenir Next" w:eastAsia="Avenir Next"/>
+              <w:color w:val="5A5F66"/>
+              <w:sz w:val="15"/>
+              <w:szCs w:val="15"/>
+            </w:rPr>
+            <w:fldChar w:fldCharType="begin"/>
+          </w:r>
+          <w:r>
+            <w:rPr>
+              <w:rFonts w:ascii="Avenir Next" w:hAnsi="Avenir Next" w:cs="Avenir Next" w:eastAsia="Avenir Next"/>
+              <w:color w:val="5A5F66"/>
+              <w:sz w:val="15"/>
+              <w:szCs w:val="15"/>
+            </w:rPr>
+            <w:instrText xml:space="preserve"> PAGE </w:instrText>
+          </w:r>
+          <w:r>
+            <w:rPr>
+              <w:rFonts w:ascii="Avenir Next" w:hAnsi="Avenir Next" w:cs="Avenir Next" w:eastAsia="Avenir Next"/>
+              <w:color w:val="5A5F66"/>
+              <w:sz w:val="15"/>
+              <w:szCs w:val="15"/>
+            </w:rPr>
+            <w:fldChar w:fldCharType="separate"/>
+          </w:r>
+          <w:r>
+            <w:rPr>
+              <w:rFonts w:ascii="Avenir Next" w:hAnsi="Avenir Next" w:cs="Avenir Next" w:eastAsia="Avenir Next"/>
+              <w:color w:val="5A5F66"/>
+              <w:sz w:val="15"/>
+              <w:szCs w:val="15"/>
+            </w:rPr>
+            <w:t xml:space="preserve">1</w:t>
+          </w:r>
+          <w:r>
+            <w:rPr>
+              <w:rFonts w:ascii="Avenir Next" w:hAnsi="Avenir Next" w:cs="Avenir Next" w:eastAsia="Avenir Next"/>
+              <w:color w:val="5A5F66"/>
+              <w:sz w:val="15"/>
+              <w:szCs w:val="15"/>
+            </w:rPr>
+            <w:fldChar w:fldCharType="end"/>
+          </w:r>
+          <w:r>
+            <w:rPr>
+              <w:rFonts w:ascii="Avenir Next" w:hAnsi="Avenir Next" w:cs="Avenir Next" w:eastAsia="Avenir Next"/>
+              <w:color w:val="5A5F66"/>
+              <w:sz w:val="15"/>
+              <w:szCs w:val="15"/>
+            </w:rPr>
+            <w:t xml:space="preserve"> of </w:t>
+          </w:r>
+          <w:r>
+            <w:rPr>
+              <w:rFonts w:ascii="Avenir Next" w:hAnsi="Avenir Next" w:cs="Avenir Next" w:eastAsia="Avenir Next"/>
+              <w:color w:val="5A5F66"/>
+              <w:sz w:val="15"/>
+              <w:szCs w:val="15"/>
+            </w:rPr>
+            <w:fldChar w:fldCharType="begin"/>
+          </w:r>
+          <w:r>
+            <w:rPr>
+              <w:rFonts w:ascii="Avenir Next" w:hAnsi="Avenir Next" w:cs="Avenir Next" w:eastAsia="Avenir Next"/>
+              <w:color w:val="5A5F66"/>
+              <w:sz w:val="15"/>
+              <w:szCs w:val="15"/>
+            </w:rPr>
+            <w:instrText xml:space="preserve"> NUMPAGES </w:instrText>
+          </w:r>
+          <w:r>
+            <w:rPr>
+              <w:rFonts w:ascii="Avenir Next" w:hAnsi="Avenir Next" w:cs="Avenir Next" w:eastAsia="Avenir Next"/>
+              <w:color w:val="5A5F66"/>
+              <w:sz w:val="15"/>
+              <w:szCs w:val="15"/>
+            </w:rPr>
+            <w:fldChar w:fldCharType="separate"/>
+          </w:r>
+          <w:r>
+            <w:rPr>
+              <w:rFonts w:ascii="Avenir Next" w:hAnsi="Avenir Next" w:cs="Avenir Next" w:eastAsia="Avenir Next"/>
+              <w:color w:val="5A5F66"/>
+              <w:sz w:val="15"/>
+              <w:szCs w:val="15"/>
+            </w:rPr>
+            <w:t xml:space="preserve">1</w:t>
+          </w:r>
+          <w:r>
+            <w:rPr>
+              <w:rFonts w:ascii="Avenir Next" w:hAnsi="Avenir Next" w:cs="Avenir Next" w:eastAsia="Avenir Next"/>
+              <w:color w:val="5A5F66"/>
+              <w:sz w:val="15"/>
+              <w:szCs w:val="15"/>
+            </w:rPr>
+            <w:fldChar w:fldCharType="end"/>
           </w:r>
         </w:p>
       </w:tc>
@@ -5780,5 +5892,23 @@
       </w:tblCellMar>
     </w:tblPr>
   </w:style>
+  <w:style w:type="paragraph" w:styleId="Heading1">
+    <w:name w:val="heading 1"/>
+    <w:basedOn w:val="Normal"/>
+    <w:pPr>
+      <w:outlineLvl w:val="0"/>
+      <w:keepNext w:val="0"/>
+      <w:keepLines w:val="0"/>
+    </w:pPr>
+  </w:style>
+  <w:style w:type="paragraph" w:styleId="Heading2">
+    <w:name w:val="heading 2"/>
+    <w:basedOn w:val="Normal"/>
+    <w:pPr>
+      <w:outlineLvl w:val="1"/>
+      <w:keepNext w:val="0"/>
+      <w:keepLines w:val="0"/>
+    </w:pPr>
+  </w:style>
 </w:styles>
 </file>